--- a/documentacion/VentaInversionPlazoFijo.docx
+++ b/documentacion/VentaInversionPlazoFijo.docx
@@ -7,7 +7,15 @@
         <w:t xml:space="preserve">Suele suceder que ciertos instrumentos de plazo fijo como son Papeles Comerciales, Obligaciones, Titularizaciones </w:t>
       </w:r>
       <w:r>
-        <w:t xml:space="preserve">y Bonos se puede comprar por partes. </w:t>
+        <w:t xml:space="preserve">y Bonos se </w:t>
+      </w:r>
+      <w:proofErr w:type="gramStart"/>
+      <w:r>
+        <w:t>puede</w:t>
+      </w:r>
+      <w:proofErr w:type="gramEnd"/>
+      <w:r>
+        <w:t xml:space="preserve"> comprar por partes. </w:t>
       </w:r>
     </w:p>
     <w:p>
@@ -27,7 +35,15 @@
     </w:p>
     <w:p>
       <w:r>
-        <w:t>Tal vez sea necesario crear una tabla para guardar la relación entre la inversión original y las que se crearán de acuerdo a las necesidades descritas mas adelante.</w:t>
+        <w:t xml:space="preserve">Tal vez sea necesario crear una tabla para guardar la relación entre la inversión original y las que se crearán de acuerdo a las necesidades descritas </w:t>
+      </w:r>
+      <w:proofErr w:type="spellStart"/>
+      <w:r>
+        <w:t>mas</w:t>
+      </w:r>
+      <w:proofErr w:type="spellEnd"/>
+      <w:r>
+        <w:t xml:space="preserve"> adelante.</w:t>
       </w:r>
     </w:p>
     <w:p>
@@ -38,43 +54,62 @@
     <w:p>
       <w:pPr>
         <w:spacing w:after="0" w:line="240" w:lineRule="auto"/>
+      </w:pPr>
+      <w:r>
+        <w:t>CREATE TABLE `</w:t>
+      </w:r>
+      <w:proofErr w:type="spellStart"/>
+      <w:r>
+        <w:t>venta_inversion</w:t>
+      </w:r>
+      <w:proofErr w:type="spellEnd"/>
+      <w:r>
+        <w:t>` (</w:t>
+      </w:r>
+    </w:p>
+    <w:p>
+      <w:pPr>
+        <w:spacing w:after="0" w:line="240" w:lineRule="auto"/>
         <w:rPr>
           <w:lang w:val="en-US"/>
         </w:rPr>
       </w:pPr>
       <w:r>
+        <w:t xml:space="preserve">  </w:t>
+      </w:r>
+      <w:r>
         <w:rPr>
           <w:lang w:val="en-US"/>
         </w:rPr>
-        <w:t>CREATE TABLE `venta_inversion` (</w:t>
-      </w:r>
-    </w:p>
-    <w:p>
-      <w:pPr>
-        <w:spacing w:after="0" w:line="240" w:lineRule="auto"/>
+        <w:t>`</w:t>
+      </w:r>
+      <w:proofErr w:type="spellStart"/>
+      <w:r>
         <w:rPr>
           <w:lang w:val="en-US"/>
         </w:rPr>
-      </w:pPr>
+        <w:t>id_venta_inversion</w:t>
+      </w:r>
+      <w:proofErr w:type="spellEnd"/>
       <w:r>
         <w:rPr>
           <w:lang w:val="en-US"/>
         </w:rPr>
-        <w:t xml:space="preserve">  `id_venta_inversion` int(11) NOT NULL AUTO_INCREMENT,</w:t>
-      </w:r>
-    </w:p>
-    <w:p>
-      <w:pPr>
-        <w:spacing w:after="0" w:line="240" w:lineRule="auto"/>
+        <w:t xml:space="preserve">` </w:t>
+      </w:r>
+      <w:proofErr w:type="gramStart"/>
+      <w:r>
         <w:rPr>
           <w:lang w:val="en-US"/>
         </w:rPr>
-      </w:pPr>
+        <w:t>int(</w:t>
+      </w:r>
+      <w:proofErr w:type="gramEnd"/>
       <w:r>
         <w:rPr>
           <w:lang w:val="en-US"/>
         </w:rPr>
-        <w:t xml:space="preserve">  `id_inversion` int(11) DEFAULT NULL,</w:t>
+        <w:t>11) NOT NULL AUTO_INCREMENT,</w:t>
       </w:r>
     </w:p>
     <w:p>
@@ -88,189 +123,610 @@
         <w:rPr>
           <w:lang w:val="en-US"/>
         </w:rPr>
-        <w:t xml:space="preserve">  `id_instrumento` int(11) DEFAULT NULL,</w:t>
-      </w:r>
-    </w:p>
-    <w:p>
-      <w:pPr>
-        <w:spacing w:after="0" w:line="240" w:lineRule="auto"/>
-      </w:pPr>
+        <w:t xml:space="preserve">  `</w:t>
+      </w:r>
+      <w:proofErr w:type="spellStart"/>
       <w:r>
         <w:rPr>
           <w:lang w:val="en-US"/>
         </w:rPr>
+        <w:t>id_inversion</w:t>
+      </w:r>
+      <w:proofErr w:type="spellEnd"/>
+      <w:r>
+        <w:rPr>
+          <w:lang w:val="en-US"/>
+        </w:rPr>
+        <w:t xml:space="preserve">` </w:t>
+      </w:r>
+      <w:proofErr w:type="gramStart"/>
+      <w:r>
+        <w:rPr>
+          <w:lang w:val="en-US"/>
+        </w:rPr>
+        <w:t>int(</w:t>
+      </w:r>
+      <w:proofErr w:type="gramEnd"/>
+      <w:r>
+        <w:rPr>
+          <w:lang w:val="en-US"/>
+        </w:rPr>
+        <w:t>11) DEFAULT NULL,</w:t>
+      </w:r>
+    </w:p>
+    <w:p>
+      <w:pPr>
+        <w:spacing w:after="0" w:line="240" w:lineRule="auto"/>
+        <w:rPr>
+          <w:lang w:val="en-US"/>
+        </w:rPr>
+      </w:pPr>
+      <w:r>
+        <w:rPr>
+          <w:lang w:val="en-US"/>
+        </w:rPr>
+        <w:t xml:space="preserve">  `</w:t>
+      </w:r>
+      <w:proofErr w:type="spellStart"/>
+      <w:r>
+        <w:rPr>
+          <w:lang w:val="en-US"/>
+        </w:rPr>
+        <w:t>id_instrumento</w:t>
+      </w:r>
+      <w:proofErr w:type="spellEnd"/>
+      <w:r>
+        <w:rPr>
+          <w:lang w:val="en-US"/>
+        </w:rPr>
+        <w:t xml:space="preserve">` </w:t>
+      </w:r>
+      <w:proofErr w:type="gramStart"/>
+      <w:r>
+        <w:rPr>
+          <w:lang w:val="en-US"/>
+        </w:rPr>
+        <w:t>int(</w:t>
+      </w:r>
+      <w:proofErr w:type="gramEnd"/>
+      <w:r>
+        <w:rPr>
+          <w:lang w:val="en-US"/>
+        </w:rPr>
+        <w:t>11) DEFAULT NULL,</w:t>
+      </w:r>
+    </w:p>
+    <w:p>
+      <w:pPr>
+        <w:spacing w:after="0" w:line="240" w:lineRule="auto"/>
+      </w:pPr>
+      <w:r>
+        <w:rPr>
+          <w:lang w:val="en-US"/>
+        </w:rPr>
         <w:t xml:space="preserve">  </w:t>
       </w:r>
       <w:r>
-        <w:t>`id_tipo_venta` int(11) DEFAULT NULL,</w:t>
-      </w:r>
-    </w:p>
-    <w:p>
-      <w:pPr>
-        <w:spacing w:after="0" w:line="240" w:lineRule="auto"/>
-      </w:pPr>
-      <w:r>
-        <w:t xml:space="preserve">  `id_propietario` int(11) DEFAULT NULL,</w:t>
-      </w:r>
-    </w:p>
-    <w:p>
-      <w:pPr>
-        <w:spacing w:after="0" w:line="240" w:lineRule="auto"/>
-      </w:pPr>
-      <w:r>
-        <w:t xml:space="preserve">  `porcentaje_vendido` decimal(8,2) DEFAULT 0.00,</w:t>
-      </w:r>
-    </w:p>
-    <w:p>
-      <w:pPr>
-        <w:spacing w:after="0" w:line="240" w:lineRule="auto"/>
-      </w:pPr>
-      <w:r>
-        <w:t xml:space="preserve">  `fecha_venta` date NOT NULL,</w:t>
-      </w:r>
-    </w:p>
-    <w:p>
-      <w:pPr>
-        <w:spacing w:after="0" w:line="240" w:lineRule="auto"/>
-      </w:pPr>
-      <w:r>
-        <w:t xml:space="preserve">  `liquidacion_venta` varchar(50) DEFAULT NULL,</w:t>
-      </w:r>
-    </w:p>
-    <w:p>
-      <w:pPr>
-        <w:spacing w:after="0" w:line="240" w:lineRule="auto"/>
-      </w:pPr>
-      <w:r>
-        <w:t xml:space="preserve">  `precio_venta` decimal(18,8) DEFAULT 0.00000000,</w:t>
-      </w:r>
-    </w:p>
-    <w:p>
-      <w:pPr>
-        <w:spacing w:after="0" w:line="240" w:lineRule="auto"/>
-      </w:pPr>
-      <w:r>
-        <w:t xml:space="preserve">  `precio_neto_venta` decimal(18,8) DEFAULT 0.00000000,</w:t>
-      </w:r>
-    </w:p>
-    <w:p>
-      <w:pPr>
-        <w:spacing w:after="0" w:line="240" w:lineRule="auto"/>
-      </w:pPr>
-      <w:r>
-        <w:t xml:space="preserve">  `interes_previo_venta` decimal(18,2) DEFAULT 0.00,</w:t>
-      </w:r>
-    </w:p>
-    <w:p>
-      <w:pPr>
-        <w:spacing w:after="0" w:line="240" w:lineRule="auto"/>
-      </w:pPr>
-      <w:r>
-        <w:t xml:space="preserve">  `valor_venta_sin_comision` decimal(18,2) DEFAULT 0.00,</w:t>
-      </w:r>
-    </w:p>
-    <w:p>
-      <w:pPr>
-        <w:spacing w:after="0" w:line="240" w:lineRule="auto"/>
-      </w:pPr>
-      <w:r>
-        <w:t xml:space="preserve">  `comision_operador` decimal(18,2) DEFAULT 0.00,</w:t>
-      </w:r>
-    </w:p>
-    <w:p>
-      <w:pPr>
-        <w:spacing w:after="0" w:line="240" w:lineRule="auto"/>
-      </w:pPr>
-      <w:r>
-        <w:t xml:space="preserve">  `comision_bolsa` decimal(18,2) DEFAULT 0.00,</w:t>
-      </w:r>
-    </w:p>
-    <w:p>
-      <w:pPr>
-        <w:spacing w:after="0" w:line="240" w:lineRule="auto"/>
-      </w:pPr>
-      <w:r>
-        <w:t xml:space="preserve">  `valor_venta_con_comision` decimal(18,2) DEFAULT 0.00,</w:t>
-      </w:r>
-    </w:p>
-    <w:p>
-      <w:pPr>
-        <w:spacing w:after="0" w:line="240" w:lineRule="auto"/>
-      </w:pPr>
-      <w:r>
-        <w:t xml:space="preserve">  `utilidad_sin_comision` decimal(18,2) DEFAULT 0.00,</w:t>
-      </w:r>
-    </w:p>
-    <w:p>
-      <w:pPr>
-        <w:spacing w:after="0" w:line="240" w:lineRule="auto"/>
-      </w:pPr>
-      <w:r>
-        <w:t xml:space="preserve">  `utilidad_con_comision` decimal(18,2) DEFAULT 0.00,</w:t>
-      </w:r>
-    </w:p>
-    <w:p>
-      <w:pPr>
-        <w:spacing w:after="0" w:line="240" w:lineRule="auto"/>
-      </w:pPr>
-      <w:r>
-        <w:t xml:space="preserve">  `ganancia_perdida` decimal(18,2) DEFAULT 0.00,</w:t>
-      </w:r>
-    </w:p>
-    <w:p>
-      <w:pPr>
-        <w:spacing w:after="0" w:line="240" w:lineRule="auto"/>
-      </w:pPr>
-      <w:r>
-        <w:t xml:space="preserve">  `rendimiento_total` decimal(18,8) DEFAULT 0.00000000,</w:t>
-      </w:r>
-    </w:p>
-    <w:p>
-      <w:pPr>
-        <w:spacing w:after="0" w:line="240" w:lineRule="auto"/>
-      </w:pPr>
-      <w:r>
-        <w:t xml:space="preserve">  `dias_transcurridos` decimal(8,2) DEFAULT 0.00,</w:t>
-      </w:r>
-    </w:p>
-    <w:p>
-      <w:pPr>
-        <w:spacing w:after="0" w:line="240" w:lineRule="auto"/>
-      </w:pPr>
-      <w:r>
-        <w:t xml:space="preserve">  `roi` decimal(18,8) DEFAULT 0.00000000,</w:t>
-      </w:r>
-    </w:p>
-    <w:p>
-      <w:pPr>
-        <w:spacing w:after="0" w:line="240" w:lineRule="auto"/>
-      </w:pPr>
-      <w:r>
-        <w:t xml:space="preserve">  `ganancia_anual` decimal(18,8) DEFAULT 0.00000000,</w:t>
-      </w:r>
-    </w:p>
-    <w:p>
-      <w:pPr>
-        <w:spacing w:after="0" w:line="240" w:lineRule="auto"/>
-      </w:pPr>
-      <w:r>
-        <w:t xml:space="preserve">  `comisiones_santa_fe` decimal(18,2) DEFAULT 0.00,</w:t>
-      </w:r>
-    </w:p>
-    <w:p>
-      <w:pPr>
-        <w:spacing w:after="0" w:line="240" w:lineRule="auto"/>
-      </w:pPr>
-      <w:r>
-        <w:t xml:space="preserve">  `retenciones` decimal(18,2) DEFAULT 0.00,</w:t>
-      </w:r>
-    </w:p>
-    <w:p>
-      <w:pPr>
-        <w:spacing w:after="0" w:line="240" w:lineRule="auto"/>
-      </w:pPr>
-      <w:r>
-        <w:t xml:space="preserve">  `observacion` text DEFAULT NULL,</w:t>
+        <w:t>`</w:t>
+      </w:r>
+      <w:proofErr w:type="spellStart"/>
+      <w:r>
+        <w:t>id_tipo_venta</w:t>
+      </w:r>
+      <w:proofErr w:type="spellEnd"/>
+      <w:r>
+        <w:t xml:space="preserve">` </w:t>
+      </w:r>
+      <w:proofErr w:type="spellStart"/>
+      <w:proofErr w:type="gramStart"/>
+      <w:r>
+        <w:t>int</w:t>
+      </w:r>
+      <w:proofErr w:type="spellEnd"/>
+      <w:r>
+        <w:t>(</w:t>
+      </w:r>
+      <w:proofErr w:type="gramEnd"/>
+      <w:r>
+        <w:t>11) DEFAULT NULL,</w:t>
+      </w:r>
+    </w:p>
+    <w:p>
+      <w:pPr>
+        <w:spacing w:after="0" w:line="240" w:lineRule="auto"/>
+      </w:pPr>
+      <w:r>
+        <w:t xml:space="preserve">  `</w:t>
+      </w:r>
+      <w:proofErr w:type="spellStart"/>
+      <w:r>
+        <w:t>id_propietario</w:t>
+      </w:r>
+      <w:proofErr w:type="spellEnd"/>
+      <w:r>
+        <w:t xml:space="preserve">` </w:t>
+      </w:r>
+      <w:proofErr w:type="spellStart"/>
+      <w:proofErr w:type="gramStart"/>
+      <w:r>
+        <w:t>int</w:t>
+      </w:r>
+      <w:proofErr w:type="spellEnd"/>
+      <w:r>
+        <w:t>(</w:t>
+      </w:r>
+      <w:proofErr w:type="gramEnd"/>
+      <w:r>
+        <w:t>11) DEFAULT NULL,</w:t>
+      </w:r>
+    </w:p>
+    <w:p>
+      <w:pPr>
+        <w:spacing w:after="0" w:line="240" w:lineRule="auto"/>
+      </w:pPr>
+      <w:r>
+        <w:t xml:space="preserve">  `</w:t>
+      </w:r>
+      <w:proofErr w:type="spellStart"/>
+      <w:r>
+        <w:t>porcentaje_vendido</w:t>
+      </w:r>
+      <w:proofErr w:type="spellEnd"/>
+      <w:r>
+        <w:t xml:space="preserve">` </w:t>
+      </w:r>
+      <w:proofErr w:type="gramStart"/>
+      <w:r>
+        <w:t>decimal(</w:t>
+      </w:r>
+      <w:proofErr w:type="gramEnd"/>
+      <w:r>
+        <w:t>8,2) DEFAULT 0.00,</w:t>
+      </w:r>
+    </w:p>
+    <w:p>
+      <w:pPr>
+        <w:spacing w:after="0" w:line="240" w:lineRule="auto"/>
+      </w:pPr>
+      <w:r>
+        <w:t xml:space="preserve">  `</w:t>
+      </w:r>
+      <w:proofErr w:type="spellStart"/>
+      <w:r>
+        <w:t>fecha_venta</w:t>
+      </w:r>
+      <w:proofErr w:type="spellEnd"/>
+      <w:r>
+        <w:t>` date NOT NULL,</w:t>
+      </w:r>
+    </w:p>
+    <w:p>
+      <w:pPr>
+        <w:spacing w:after="0" w:line="240" w:lineRule="auto"/>
+      </w:pPr>
+      <w:r>
+        <w:t xml:space="preserve">  `</w:t>
+      </w:r>
+      <w:proofErr w:type="spellStart"/>
+      <w:r>
+        <w:t>liquidacion_venta</w:t>
+      </w:r>
+      <w:proofErr w:type="spellEnd"/>
+      <w:r>
+        <w:t xml:space="preserve">` </w:t>
+      </w:r>
+      <w:proofErr w:type="spellStart"/>
+      <w:proofErr w:type="gramStart"/>
+      <w:r>
+        <w:t>varchar</w:t>
+      </w:r>
+      <w:proofErr w:type="spellEnd"/>
+      <w:r>
+        <w:t>(</w:t>
+      </w:r>
+      <w:proofErr w:type="gramEnd"/>
+      <w:r>
+        <w:t>50) DEFAULT NULL,</w:t>
+      </w:r>
+    </w:p>
+    <w:p>
+      <w:pPr>
+        <w:spacing w:after="0" w:line="240" w:lineRule="auto"/>
+      </w:pPr>
+      <w:r>
+        <w:t xml:space="preserve">  `</w:t>
+      </w:r>
+      <w:proofErr w:type="spellStart"/>
+      <w:r>
+        <w:t>precio_venta</w:t>
+      </w:r>
+      <w:proofErr w:type="spellEnd"/>
+      <w:r>
+        <w:t xml:space="preserve">` </w:t>
+      </w:r>
+      <w:proofErr w:type="gramStart"/>
+      <w:r>
+        <w:t>decimal(</w:t>
+      </w:r>
+      <w:proofErr w:type="gramEnd"/>
+      <w:r>
+        <w:t>18,8) DEFAULT 0.00000000,</w:t>
+      </w:r>
+    </w:p>
+    <w:p>
+      <w:pPr>
+        <w:spacing w:after="0" w:line="240" w:lineRule="auto"/>
+      </w:pPr>
+      <w:r>
+        <w:t xml:space="preserve">  `</w:t>
+      </w:r>
+      <w:proofErr w:type="spellStart"/>
+      <w:r>
+        <w:t>precio_neto_venta</w:t>
+      </w:r>
+      <w:proofErr w:type="spellEnd"/>
+      <w:r>
+        <w:t xml:space="preserve">` </w:t>
+      </w:r>
+      <w:proofErr w:type="gramStart"/>
+      <w:r>
+        <w:t>decimal(</w:t>
+      </w:r>
+      <w:proofErr w:type="gramEnd"/>
+      <w:r>
+        <w:t>18,8) DEFAULT 0.00000000,</w:t>
+      </w:r>
+    </w:p>
+    <w:p>
+      <w:pPr>
+        <w:spacing w:after="0" w:line="240" w:lineRule="auto"/>
+      </w:pPr>
+      <w:r>
+        <w:t xml:space="preserve">  `</w:t>
+      </w:r>
+      <w:proofErr w:type="spellStart"/>
+      <w:r>
+        <w:t>interes_previo_venta</w:t>
+      </w:r>
+      <w:proofErr w:type="spellEnd"/>
+      <w:r>
+        <w:t xml:space="preserve">` </w:t>
+      </w:r>
+      <w:proofErr w:type="gramStart"/>
+      <w:r>
+        <w:t>decimal(</w:t>
+      </w:r>
+      <w:proofErr w:type="gramEnd"/>
+      <w:r>
+        <w:t>18,2) DEFAULT 0.00,</w:t>
+      </w:r>
+    </w:p>
+    <w:p>
+      <w:pPr>
+        <w:spacing w:after="0" w:line="240" w:lineRule="auto"/>
+      </w:pPr>
+      <w:r>
+        <w:t xml:space="preserve">  `</w:t>
+      </w:r>
+      <w:proofErr w:type="spellStart"/>
+      <w:r>
+        <w:t>valor_venta_sin_comision</w:t>
+      </w:r>
+      <w:proofErr w:type="spellEnd"/>
+      <w:r>
+        <w:t xml:space="preserve">` </w:t>
+      </w:r>
+      <w:proofErr w:type="gramStart"/>
+      <w:r>
+        <w:t>decimal(</w:t>
+      </w:r>
+      <w:proofErr w:type="gramEnd"/>
+      <w:r>
+        <w:t>18,2) DEFAULT 0.00,</w:t>
+      </w:r>
+    </w:p>
+    <w:p>
+      <w:pPr>
+        <w:spacing w:after="0" w:line="240" w:lineRule="auto"/>
+      </w:pPr>
+      <w:r>
+        <w:t xml:space="preserve">  `</w:t>
+      </w:r>
+      <w:proofErr w:type="spellStart"/>
+      <w:r>
+        <w:t>comision_operador</w:t>
+      </w:r>
+      <w:proofErr w:type="spellEnd"/>
+      <w:r>
+        <w:t xml:space="preserve">` </w:t>
+      </w:r>
+      <w:proofErr w:type="gramStart"/>
+      <w:r>
+        <w:t>decimal(</w:t>
+      </w:r>
+      <w:proofErr w:type="gramEnd"/>
+      <w:r>
+        <w:t>18,2) DEFAULT 0.00,</w:t>
+      </w:r>
+    </w:p>
+    <w:p>
+      <w:pPr>
+        <w:spacing w:after="0" w:line="240" w:lineRule="auto"/>
+      </w:pPr>
+      <w:r>
+        <w:t xml:space="preserve">  `</w:t>
+      </w:r>
+      <w:proofErr w:type="spellStart"/>
+      <w:r>
+        <w:t>comision_bolsa</w:t>
+      </w:r>
+      <w:proofErr w:type="spellEnd"/>
+      <w:r>
+        <w:t xml:space="preserve">` </w:t>
+      </w:r>
+      <w:proofErr w:type="gramStart"/>
+      <w:r>
+        <w:t>decimal(</w:t>
+      </w:r>
+      <w:proofErr w:type="gramEnd"/>
+      <w:r>
+        <w:t>18,2) DEFAULT 0.00,</w:t>
+      </w:r>
+    </w:p>
+    <w:p>
+      <w:pPr>
+        <w:spacing w:after="0" w:line="240" w:lineRule="auto"/>
+      </w:pPr>
+      <w:r>
+        <w:t xml:space="preserve">  `</w:t>
+      </w:r>
+      <w:proofErr w:type="spellStart"/>
+      <w:r>
+        <w:t>valor_venta_con_comision</w:t>
+      </w:r>
+      <w:proofErr w:type="spellEnd"/>
+      <w:r>
+        <w:t xml:space="preserve">` </w:t>
+      </w:r>
+      <w:proofErr w:type="gramStart"/>
+      <w:r>
+        <w:t>decimal(</w:t>
+      </w:r>
+      <w:proofErr w:type="gramEnd"/>
+      <w:r>
+        <w:t>18,2) DEFAULT 0.00,</w:t>
+      </w:r>
+    </w:p>
+    <w:p>
+      <w:pPr>
+        <w:spacing w:after="0" w:line="240" w:lineRule="auto"/>
+      </w:pPr>
+      <w:r>
+        <w:t xml:space="preserve">  `</w:t>
+      </w:r>
+      <w:proofErr w:type="spellStart"/>
+      <w:r>
+        <w:t>utilidad_sin_comision</w:t>
+      </w:r>
+      <w:proofErr w:type="spellEnd"/>
+      <w:r>
+        <w:t xml:space="preserve">` </w:t>
+      </w:r>
+      <w:proofErr w:type="gramStart"/>
+      <w:r>
+        <w:t>decimal(</w:t>
+      </w:r>
+      <w:proofErr w:type="gramEnd"/>
+      <w:r>
+        <w:t>18,2) DEFAULT 0.00,</w:t>
+      </w:r>
+    </w:p>
+    <w:p>
+      <w:pPr>
+        <w:spacing w:after="0" w:line="240" w:lineRule="auto"/>
+      </w:pPr>
+      <w:r>
+        <w:t xml:space="preserve">  `</w:t>
+      </w:r>
+      <w:proofErr w:type="spellStart"/>
+      <w:r>
+        <w:t>utilidad_con_comision</w:t>
+      </w:r>
+      <w:proofErr w:type="spellEnd"/>
+      <w:r>
+        <w:t xml:space="preserve">` </w:t>
+      </w:r>
+      <w:proofErr w:type="gramStart"/>
+      <w:r>
+        <w:t>decimal(</w:t>
+      </w:r>
+      <w:proofErr w:type="gramEnd"/>
+      <w:r>
+        <w:t>18,2) DEFAULT 0.00,</w:t>
+      </w:r>
+    </w:p>
+    <w:p>
+      <w:pPr>
+        <w:spacing w:after="0" w:line="240" w:lineRule="auto"/>
+      </w:pPr>
+      <w:r>
+        <w:t xml:space="preserve">  `</w:t>
+      </w:r>
+      <w:proofErr w:type="spellStart"/>
+      <w:r>
+        <w:t>ganancia_perdida</w:t>
+      </w:r>
+      <w:proofErr w:type="spellEnd"/>
+      <w:r>
+        <w:t xml:space="preserve">` </w:t>
+      </w:r>
+      <w:proofErr w:type="gramStart"/>
+      <w:r>
+        <w:t>decimal(</w:t>
+      </w:r>
+      <w:proofErr w:type="gramEnd"/>
+      <w:r>
+        <w:t>18,2) DEFAULT 0.00,</w:t>
+      </w:r>
+    </w:p>
+    <w:p>
+      <w:pPr>
+        <w:spacing w:after="0" w:line="240" w:lineRule="auto"/>
+      </w:pPr>
+      <w:r>
+        <w:t xml:space="preserve">  `</w:t>
+      </w:r>
+      <w:proofErr w:type="spellStart"/>
+      <w:r>
+        <w:t>rendimiento_total</w:t>
+      </w:r>
+      <w:proofErr w:type="spellEnd"/>
+      <w:r>
+        <w:t xml:space="preserve">` </w:t>
+      </w:r>
+      <w:proofErr w:type="gramStart"/>
+      <w:r>
+        <w:t>decimal(</w:t>
+      </w:r>
+      <w:proofErr w:type="gramEnd"/>
+      <w:r>
+        <w:t>18,8) DEFAULT 0.00000000,</w:t>
+      </w:r>
+    </w:p>
+    <w:p>
+      <w:pPr>
+        <w:spacing w:after="0" w:line="240" w:lineRule="auto"/>
+      </w:pPr>
+      <w:r>
+        <w:t xml:space="preserve">  `</w:t>
+      </w:r>
+      <w:proofErr w:type="spellStart"/>
+      <w:r>
+        <w:t>dias_transcurridos</w:t>
+      </w:r>
+      <w:proofErr w:type="spellEnd"/>
+      <w:r>
+        <w:t xml:space="preserve">` </w:t>
+      </w:r>
+      <w:proofErr w:type="gramStart"/>
+      <w:r>
+        <w:t>decimal(</w:t>
+      </w:r>
+      <w:proofErr w:type="gramEnd"/>
+      <w:r>
+        <w:t>8,2) DEFAULT 0.00,</w:t>
+      </w:r>
+    </w:p>
+    <w:p>
+      <w:pPr>
+        <w:spacing w:after="0" w:line="240" w:lineRule="auto"/>
+      </w:pPr>
+      <w:r>
+        <w:t xml:space="preserve">  `</w:t>
+      </w:r>
+      <w:proofErr w:type="spellStart"/>
+      <w:r>
+        <w:t>roi</w:t>
+      </w:r>
+      <w:proofErr w:type="spellEnd"/>
+      <w:r>
+        <w:t xml:space="preserve">` </w:t>
+      </w:r>
+      <w:proofErr w:type="gramStart"/>
+      <w:r>
+        <w:t>decimal(</w:t>
+      </w:r>
+      <w:proofErr w:type="gramEnd"/>
+      <w:r>
+        <w:t>18,8) DEFAULT 0.00000000,</w:t>
+      </w:r>
+    </w:p>
+    <w:p>
+      <w:pPr>
+        <w:spacing w:after="0" w:line="240" w:lineRule="auto"/>
+      </w:pPr>
+      <w:r>
+        <w:t xml:space="preserve">  `</w:t>
+      </w:r>
+      <w:proofErr w:type="spellStart"/>
+      <w:r>
+        <w:t>ganancia_anual</w:t>
+      </w:r>
+      <w:proofErr w:type="spellEnd"/>
+      <w:r>
+        <w:t xml:space="preserve">` </w:t>
+      </w:r>
+      <w:proofErr w:type="gramStart"/>
+      <w:r>
+        <w:t>decimal(</w:t>
+      </w:r>
+      <w:proofErr w:type="gramEnd"/>
+      <w:r>
+        <w:t>18,8) DEFAULT 0.00000000,</w:t>
+      </w:r>
+    </w:p>
+    <w:p>
+      <w:pPr>
+        <w:spacing w:after="0" w:line="240" w:lineRule="auto"/>
+      </w:pPr>
+      <w:r>
+        <w:t xml:space="preserve">  `</w:t>
+      </w:r>
+      <w:proofErr w:type="spellStart"/>
+      <w:r>
+        <w:t>comisiones_santa_fe</w:t>
+      </w:r>
+      <w:proofErr w:type="spellEnd"/>
+      <w:r>
+        <w:t xml:space="preserve">` </w:t>
+      </w:r>
+      <w:proofErr w:type="gramStart"/>
+      <w:r>
+        <w:t>decimal(</w:t>
+      </w:r>
+      <w:proofErr w:type="gramEnd"/>
+      <w:r>
+        <w:t>18,2) DEFAULT 0.00,</w:t>
+      </w:r>
+    </w:p>
+    <w:p>
+      <w:pPr>
+        <w:spacing w:after="0" w:line="240" w:lineRule="auto"/>
+      </w:pPr>
+      <w:r>
+        <w:t xml:space="preserve">  `retenciones` </w:t>
+      </w:r>
+      <w:proofErr w:type="gramStart"/>
+      <w:r>
+        <w:t>decimal(</w:t>
+      </w:r>
+      <w:proofErr w:type="gramEnd"/>
+      <w:r>
+        <w:t>18,2) DEFAULT 0.00,</w:t>
+      </w:r>
+    </w:p>
+    <w:p>
+      <w:pPr>
+        <w:spacing w:after="0" w:line="240" w:lineRule="auto"/>
+      </w:pPr>
+      <w:r>
+        <w:t xml:space="preserve">  `</w:t>
+      </w:r>
+      <w:proofErr w:type="spellStart"/>
+      <w:r>
+        <w:t>observacion</w:t>
+      </w:r>
+      <w:proofErr w:type="spellEnd"/>
+      <w:r>
+        <w:t xml:space="preserve">` </w:t>
+      </w:r>
+      <w:proofErr w:type="spellStart"/>
+      <w:r>
+        <w:t>text</w:t>
+      </w:r>
+      <w:proofErr w:type="spellEnd"/>
+      <w:r>
+        <w:t xml:space="preserve"> DEFAULT NULL,</w:t>
       </w:r>
     </w:p>
     <w:p>
@@ -287,133 +743,454 @@
         <w:rPr>
           <w:lang w:val="en-US"/>
         </w:rPr>
-        <w:t>`activo` tinyint(4) DEFAULT 1,</w:t>
-      </w:r>
-    </w:p>
-    <w:p>
-      <w:pPr>
-        <w:spacing w:after="0" w:line="240" w:lineRule="auto"/>
+        <w:t>`</w:t>
+      </w:r>
+      <w:proofErr w:type="spellStart"/>
+      <w:r>
         <w:rPr>
           <w:lang w:val="en-US"/>
         </w:rPr>
-      </w:pPr>
+        <w:t>activo</w:t>
+      </w:r>
+      <w:proofErr w:type="spellEnd"/>
       <w:r>
         <w:rPr>
           <w:lang w:val="en-US"/>
         </w:rPr>
-        <w:t xml:space="preserve">  `eliminado` tinyint(4) DEFAULT 0,</w:t>
-      </w:r>
-    </w:p>
-    <w:p>
-      <w:pPr>
-        <w:spacing w:after="0" w:line="240" w:lineRule="auto"/>
+        <w:t xml:space="preserve">` </w:t>
+      </w:r>
+      <w:proofErr w:type="spellStart"/>
+      <w:proofErr w:type="gramStart"/>
+      <w:r>
         <w:rPr>
           <w:lang w:val="en-US"/>
         </w:rPr>
-      </w:pPr>
+        <w:t>tinyint</w:t>
+      </w:r>
+      <w:proofErr w:type="spellEnd"/>
       <w:r>
         <w:rPr>
           <w:lang w:val="en-US"/>
         </w:rPr>
-        <w:t xml:space="preserve">  `fecha_creacion` datetime NOT NULL DEFAULT current_timestamp(),</w:t>
-      </w:r>
-    </w:p>
-    <w:p>
-      <w:pPr>
-        <w:spacing w:after="0" w:line="240" w:lineRule="auto"/>
+        <w:t>(</w:t>
+      </w:r>
+      <w:proofErr w:type="gramEnd"/>
+      <w:r>
         <w:rPr>
           <w:lang w:val="en-US"/>
         </w:rPr>
-      </w:pPr>
-      <w:r>
+        <w:t>4) DEFAULT 1,</w:t>
+      </w:r>
+    </w:p>
+    <w:p>
+      <w:pPr>
+        <w:spacing w:after="0" w:line="240" w:lineRule="auto"/>
         <w:rPr>
           <w:lang w:val="en-US"/>
         </w:rPr>
-        <w:t xml:space="preserve">  `fecha_actualizacion` datetime NOT NULL DEFAULT current_timestamp() ON UPDATE current_timestamp(),</w:t>
-      </w:r>
-    </w:p>
-    <w:p>
-      <w:pPr>
-        <w:spacing w:after="0" w:line="240" w:lineRule="auto"/>
       </w:pPr>
       <w:r>
         <w:rPr>
           <w:lang w:val="en-US"/>
         </w:rPr>
+        <w:t xml:space="preserve">  `</w:t>
+      </w:r>
+      <w:proofErr w:type="spellStart"/>
+      <w:r>
+        <w:rPr>
+          <w:lang w:val="en-US"/>
+        </w:rPr>
+        <w:t>eliminado</w:t>
+      </w:r>
+      <w:proofErr w:type="spellEnd"/>
+      <w:r>
+        <w:rPr>
+          <w:lang w:val="en-US"/>
+        </w:rPr>
+        <w:t xml:space="preserve">` </w:t>
+      </w:r>
+      <w:proofErr w:type="spellStart"/>
+      <w:proofErr w:type="gramStart"/>
+      <w:r>
+        <w:rPr>
+          <w:lang w:val="en-US"/>
+        </w:rPr>
+        <w:t>tinyint</w:t>
+      </w:r>
+      <w:proofErr w:type="spellEnd"/>
+      <w:r>
+        <w:rPr>
+          <w:lang w:val="en-US"/>
+        </w:rPr>
+        <w:t>(</w:t>
+      </w:r>
+      <w:proofErr w:type="gramEnd"/>
+      <w:r>
+        <w:rPr>
+          <w:lang w:val="en-US"/>
+        </w:rPr>
+        <w:t>4) DEFAULT 0,</w:t>
+      </w:r>
+    </w:p>
+    <w:p>
+      <w:pPr>
+        <w:spacing w:after="0" w:line="240" w:lineRule="auto"/>
+        <w:rPr>
+          <w:lang w:val="en-US"/>
+        </w:rPr>
+      </w:pPr>
+      <w:r>
+        <w:rPr>
+          <w:lang w:val="en-US"/>
+        </w:rPr>
+        <w:t xml:space="preserve">  `</w:t>
+      </w:r>
+      <w:proofErr w:type="spellStart"/>
+      <w:r>
+        <w:rPr>
+          <w:lang w:val="en-US"/>
+        </w:rPr>
+        <w:t>fecha_creacion</w:t>
+      </w:r>
+      <w:proofErr w:type="spellEnd"/>
+      <w:r>
+        <w:rPr>
+          <w:lang w:val="en-US"/>
+        </w:rPr>
+        <w:t xml:space="preserve">` datetime NOT NULL DEFAULT </w:t>
+      </w:r>
+      <w:proofErr w:type="spellStart"/>
+      <w:r>
+        <w:rPr>
+          <w:lang w:val="en-US"/>
+        </w:rPr>
+        <w:t>current_</w:t>
+      </w:r>
+      <w:proofErr w:type="gramStart"/>
+      <w:r>
+        <w:rPr>
+          <w:lang w:val="en-US"/>
+        </w:rPr>
+        <w:t>timestamp</w:t>
+      </w:r>
+      <w:proofErr w:type="spellEnd"/>
+      <w:r>
+        <w:rPr>
+          <w:lang w:val="en-US"/>
+        </w:rPr>
+        <w:t>(</w:t>
+      </w:r>
+      <w:proofErr w:type="gramEnd"/>
+      <w:r>
+        <w:rPr>
+          <w:lang w:val="en-US"/>
+        </w:rPr>
+        <w:t>),</w:t>
+      </w:r>
+    </w:p>
+    <w:p>
+      <w:pPr>
+        <w:spacing w:after="0" w:line="240" w:lineRule="auto"/>
+        <w:rPr>
+          <w:lang w:val="en-US"/>
+        </w:rPr>
+      </w:pPr>
+      <w:r>
+        <w:rPr>
+          <w:lang w:val="en-US"/>
+        </w:rPr>
+        <w:t xml:space="preserve">  `</w:t>
+      </w:r>
+      <w:proofErr w:type="spellStart"/>
+      <w:r>
+        <w:rPr>
+          <w:lang w:val="en-US"/>
+        </w:rPr>
+        <w:t>fecha_actualizacion</w:t>
+      </w:r>
+      <w:proofErr w:type="spellEnd"/>
+      <w:r>
+        <w:rPr>
+          <w:lang w:val="en-US"/>
+        </w:rPr>
+        <w:t xml:space="preserve">` datetime NOT NULL DEFAULT </w:t>
+      </w:r>
+      <w:proofErr w:type="spellStart"/>
+      <w:r>
+        <w:rPr>
+          <w:lang w:val="en-US"/>
+        </w:rPr>
+        <w:t>current_</w:t>
+      </w:r>
+      <w:proofErr w:type="gramStart"/>
+      <w:r>
+        <w:rPr>
+          <w:lang w:val="en-US"/>
+        </w:rPr>
+        <w:t>timestamp</w:t>
+      </w:r>
+      <w:proofErr w:type="spellEnd"/>
+      <w:r>
+        <w:rPr>
+          <w:lang w:val="en-US"/>
+        </w:rPr>
+        <w:t>(</w:t>
+      </w:r>
+      <w:proofErr w:type="gramEnd"/>
+      <w:r>
+        <w:rPr>
+          <w:lang w:val="en-US"/>
+        </w:rPr>
+        <w:t xml:space="preserve">) ON UPDATE </w:t>
+      </w:r>
+      <w:proofErr w:type="spellStart"/>
+      <w:r>
+        <w:rPr>
+          <w:lang w:val="en-US"/>
+        </w:rPr>
+        <w:t>current_timestamp</w:t>
+      </w:r>
+      <w:proofErr w:type="spellEnd"/>
+      <w:r>
+        <w:rPr>
+          <w:lang w:val="en-US"/>
+        </w:rPr>
+        <w:t>(),</w:t>
+      </w:r>
+    </w:p>
+    <w:p>
+      <w:pPr>
+        <w:spacing w:after="0" w:line="240" w:lineRule="auto"/>
+      </w:pPr>
+      <w:r>
+        <w:rPr>
+          <w:lang w:val="en-US"/>
+        </w:rPr>
         <w:t xml:space="preserve">  </w:t>
       </w:r>
       <w:r>
-        <w:t>PRIMARY KEY (`id_venta_inversion`),</w:t>
-      </w:r>
-    </w:p>
-    <w:p>
-      <w:pPr>
-        <w:spacing w:after="0" w:line="240" w:lineRule="auto"/>
-      </w:pPr>
-      <w:r>
-        <w:t xml:space="preserve">  KEY `fk_venta_inversion_tipo` (`id_tipo_venta`),</w:t>
-      </w:r>
-    </w:p>
-    <w:p>
-      <w:pPr>
-        <w:spacing w:after="0" w:line="240" w:lineRule="auto"/>
-      </w:pPr>
-      <w:r>
-        <w:t xml:space="preserve">  KEY `fk_venta_inversion_instrumento` (`id_instrumento`),</w:t>
-      </w:r>
-    </w:p>
-    <w:p>
-      <w:pPr>
-        <w:spacing w:after="0" w:line="240" w:lineRule="auto"/>
-      </w:pPr>
-      <w:r>
-        <w:t xml:space="preserve">  KEY `fk_venta_inversion_inversion` (`id_inversion`),</w:t>
-      </w:r>
-    </w:p>
-    <w:p>
-      <w:pPr>
-        <w:spacing w:after="0" w:line="240" w:lineRule="auto"/>
-        <w:rPr>
-          <w:lang w:val="en-US"/>
-        </w:rPr>
+        <w:t>PRIMARY KEY (`</w:t>
+      </w:r>
+      <w:proofErr w:type="spellStart"/>
+      <w:r>
+        <w:t>id_venta_inversion</w:t>
+      </w:r>
+      <w:proofErr w:type="spellEnd"/>
+      <w:r>
+        <w:t>`),</w:t>
+      </w:r>
+    </w:p>
+    <w:p>
+      <w:pPr>
+        <w:spacing w:after="0" w:line="240" w:lineRule="auto"/>
+      </w:pPr>
+      <w:r>
+        <w:t xml:space="preserve">  KEY `</w:t>
+      </w:r>
+      <w:proofErr w:type="spellStart"/>
+      <w:r>
+        <w:t>fk_venta_inversion_tipo</w:t>
+      </w:r>
+      <w:proofErr w:type="spellEnd"/>
+      <w:r>
+        <w:t>` (`</w:t>
+      </w:r>
+      <w:proofErr w:type="spellStart"/>
+      <w:r>
+        <w:t>id_tipo_venta</w:t>
+      </w:r>
+      <w:proofErr w:type="spellEnd"/>
+      <w:r>
+        <w:t>`),</w:t>
+      </w:r>
+    </w:p>
+    <w:p>
+      <w:pPr>
+        <w:spacing w:after="0" w:line="240" w:lineRule="auto"/>
+      </w:pPr>
+      <w:r>
+        <w:t xml:space="preserve">  KEY `</w:t>
+      </w:r>
+      <w:proofErr w:type="spellStart"/>
+      <w:r>
+        <w:t>fk_venta_inversion_instrumento</w:t>
+      </w:r>
+      <w:proofErr w:type="spellEnd"/>
+      <w:r>
+        <w:t>` (`</w:t>
+      </w:r>
+      <w:proofErr w:type="spellStart"/>
+      <w:r>
+        <w:t>id_instrumento</w:t>
+      </w:r>
+      <w:proofErr w:type="spellEnd"/>
+      <w:r>
+        <w:t>`),</w:t>
+      </w:r>
+    </w:p>
+    <w:p>
+      <w:pPr>
+        <w:spacing w:after="0" w:line="240" w:lineRule="auto"/>
+      </w:pPr>
+      <w:r>
+        <w:t xml:space="preserve">  KEY `</w:t>
+      </w:r>
+      <w:proofErr w:type="spellStart"/>
+      <w:r>
+        <w:t>fk_venta_inversion_inversion</w:t>
+      </w:r>
+      <w:proofErr w:type="spellEnd"/>
+      <w:r>
+        <w:t>` (`</w:t>
+      </w:r>
+      <w:proofErr w:type="spellStart"/>
+      <w:r>
+        <w:t>id_inversion</w:t>
+      </w:r>
+      <w:proofErr w:type="spellEnd"/>
+      <w:r>
+        <w:t>`),</w:t>
+      </w:r>
+    </w:p>
+    <w:p>
+      <w:pPr>
+        <w:spacing w:after="0" w:line="240" w:lineRule="auto"/>
       </w:pPr>
       <w:r>
         <w:lastRenderedPageBreak/>
         <w:t xml:space="preserve">  </w:t>
       </w:r>
       <w:r>
+        <w:t>CONSTRAINT `</w:t>
+      </w:r>
+      <w:proofErr w:type="spellStart"/>
+      <w:r>
+        <w:t>fk_venta_inversion_instrumento</w:t>
+      </w:r>
+      <w:proofErr w:type="spellEnd"/>
+      <w:r>
+        <w:t>` FOREIGN KEY (`</w:t>
+      </w:r>
+      <w:proofErr w:type="spellStart"/>
+      <w:r>
+        <w:t>id_instrumento</w:t>
+      </w:r>
+      <w:proofErr w:type="spellEnd"/>
+      <w:r>
+        <w:t>`) REFERENCES `instrumento` (`</w:t>
+      </w:r>
+      <w:proofErr w:type="spellStart"/>
+      <w:r>
+        <w:t>id_instrumento</w:t>
+      </w:r>
+      <w:proofErr w:type="spellEnd"/>
+      <w:r>
+        <w:t>`),</w:t>
+      </w:r>
+    </w:p>
+    <w:p>
+      <w:pPr>
+        <w:spacing w:after="0" w:line="240" w:lineRule="auto"/>
         <w:rPr>
           <w:lang w:val="en-US"/>
         </w:rPr>
-        <w:t>CONSTRAINT `fk_venta_inversion_instrumento` FOREIGN KEY (`id_instrumento`) REFERENCES `instrumento` (`id_instrumento`),</w:t>
-      </w:r>
-    </w:p>
-    <w:p>
-      <w:pPr>
-        <w:spacing w:after="0" w:line="240" w:lineRule="auto"/>
+      </w:pPr>
+      <w:r>
+        <w:t xml:space="preserve">  </w:t>
+      </w:r>
+      <w:r>
         <w:rPr>
           <w:lang w:val="en-US"/>
         </w:rPr>
-      </w:pPr>
+        <w:t>CONSTRAINT `</w:t>
+      </w:r>
+      <w:proofErr w:type="spellStart"/>
       <w:r>
         <w:rPr>
           <w:lang w:val="en-US"/>
         </w:rPr>
-        <w:t xml:space="preserve">  CONSTRAINT `fk_venta_inversion_inversion` FOREIGN KEY (`id_inversion`) REFERENCES `inversion` (`id_inversion`),</w:t>
-      </w:r>
-    </w:p>
-    <w:p>
-      <w:pPr>
-        <w:spacing w:after="0" w:line="240" w:lineRule="auto"/>
-      </w:pPr>
+        <w:t>fk_venta_inversion_inversion</w:t>
+      </w:r>
+      <w:proofErr w:type="spellEnd"/>
       <w:r>
         <w:rPr>
           <w:lang w:val="en-US"/>
         </w:rPr>
+        <w:t>` FOREIGN KEY (`</w:t>
+      </w:r>
+      <w:proofErr w:type="spellStart"/>
+      <w:r>
+        <w:rPr>
+          <w:lang w:val="en-US"/>
+        </w:rPr>
+        <w:t>id_inversion</w:t>
+      </w:r>
+      <w:proofErr w:type="spellEnd"/>
+      <w:r>
+        <w:rPr>
+          <w:lang w:val="en-US"/>
+        </w:rPr>
+        <w:t>`) REFERENCES `inversion` (`</w:t>
+      </w:r>
+      <w:proofErr w:type="spellStart"/>
+      <w:r>
+        <w:rPr>
+          <w:lang w:val="en-US"/>
+        </w:rPr>
+        <w:t>id_inversion</w:t>
+      </w:r>
+      <w:proofErr w:type="spellEnd"/>
+      <w:r>
+        <w:rPr>
+          <w:lang w:val="en-US"/>
+        </w:rPr>
+        <w:t>`),</w:t>
+      </w:r>
+    </w:p>
+    <w:p>
+      <w:pPr>
+        <w:spacing w:after="0" w:line="240" w:lineRule="auto"/>
+      </w:pPr>
+      <w:r>
+        <w:rPr>
+          <w:lang w:val="en-US"/>
+        </w:rPr>
         <w:t xml:space="preserve">  </w:t>
       </w:r>
       <w:r>
-        <w:t>CONSTRAINT `fk_venta_inversion_tipo` FOREIGN KEY (`id_tipo_venta`) REFERENCES `catalogo_valor` (`id_catalogo_valor`)</w:t>
+        <w:t>CONSTRAINT `</w:t>
+      </w:r>
+      <w:proofErr w:type="spellStart"/>
+      <w:r>
+        <w:t>fk_venta_inversion_tipo</w:t>
+      </w:r>
+      <w:proofErr w:type="spellEnd"/>
+      <w:r>
+        <w:t>` FOREIGN KEY (`</w:t>
+      </w:r>
+      <w:proofErr w:type="spellStart"/>
+      <w:r>
+        <w:t>id_tipo_venta</w:t>
+      </w:r>
+      <w:proofErr w:type="spellEnd"/>
+      <w:r>
+        <w:t>`) REFERENCES `</w:t>
+      </w:r>
+      <w:proofErr w:type="spellStart"/>
+      <w:r>
+        <w:t>catalogo_valor</w:t>
+      </w:r>
+      <w:proofErr w:type="spellEnd"/>
+      <w:r>
+        <w:t>` (`</w:t>
+      </w:r>
+      <w:proofErr w:type="spellStart"/>
+      <w:r>
+        <w:t>id_catalogo_valor</w:t>
+      </w:r>
+      <w:proofErr w:type="spellEnd"/>
+      <w:r>
+        <w:t>`)</w:t>
       </w:r>
     </w:p>
     <w:p>
@@ -427,7 +1204,21 @@
         <w:rPr>
           <w:lang w:val="en-US"/>
         </w:rPr>
-        <w:t>) ENGINE=InnoDB AUTO_INCREMENT=3 DEFAULT CHARSET=utf8mb4 COLLATE=utf8mb4_general_ci;</w:t>
+        <w:t>) ENGINE=</w:t>
+      </w:r>
+      <w:proofErr w:type="spellStart"/>
+      <w:r>
+        <w:rPr>
+          <w:lang w:val="en-US"/>
+        </w:rPr>
+        <w:t>InnoDB</w:t>
+      </w:r>
+      <w:proofErr w:type="spellEnd"/>
+      <w:r>
+        <w:rPr>
+          <w:lang w:val="en-US"/>
+        </w:rPr>
+        <w:t xml:space="preserve"> AUTO_INCREMENT=3 DEFAULT CHARSET=utf8mb4 COLLATE=utf8mb4_general_ci;</w:t>
       </w:r>
     </w:p>
     <w:p>
@@ -488,25 +1279,25 @@
         <w:rPr>
           <w:lang w:val="es-EC"/>
         </w:rPr>
-        <w:t xml:space="preserve">Escenario - </w:t>
-      </w:r>
-      <w:r>
+        <w:t>Escenario - Venta de todo el acumulado en un instrumento.</w:t>
+      </w:r>
+    </w:p>
+    <w:p>
+      <w:r>
+        <w:t>Aquí pueden darse los siguientes casos:</w:t>
+      </w:r>
+    </w:p>
+    <w:p>
+      <w:pPr>
+        <w:pStyle w:val="Ttulo2"/>
         <w:rPr>
           <w:lang w:val="es-EC"/>
         </w:rPr>
-        <w:t>Venta de todo el acumulado en un instrumento.</w:t>
-      </w:r>
-    </w:p>
-    <w:p>
-      <w:r>
-        <w:t>Aquí pueden darse los siguientes casos:</w:t>
-      </w:r>
-    </w:p>
-    <w:p>
-      <w:pPr>
-        <w:pStyle w:val="Ttulo2"/>
-      </w:pPr>
-      <w:r>
+      </w:pPr>
+      <w:r>
+        <w:rPr>
+          <w:lang w:val="es-EC"/>
+        </w:rPr>
         <w:t>El instrumento tuvo únicamente una inversión asociada.</w:t>
       </w:r>
     </w:p>
@@ -527,7 +1318,15 @@
         </w:numPr>
       </w:pPr>
       <w:r>
-        <w:t>En el registro de la inversión se actualiza el campo fecha_venta colocándole la fecha de la inversión digitada en el sistema</w:t>
+        <w:t xml:space="preserve">En el registro de la inversión se actualiza el campo </w:t>
+      </w:r>
+      <w:proofErr w:type="spellStart"/>
+      <w:r>
+        <w:t>fecha_venta</w:t>
+      </w:r>
+      <w:proofErr w:type="spellEnd"/>
+      <w:r>
+        <w:t xml:space="preserve"> colocándole la fecha de la inversión digitada en el sistema</w:t>
       </w:r>
     </w:p>
     <w:p>
@@ -551,8 +1350,13 @@
         </w:numPr>
       </w:pPr>
       <w:r>
-        <w:t>Se inactivan las amortizaciones relacionadas con la inversión cuya fecha de vencimiento es mayor que la fecha_venta</w:t>
-      </w:r>
+        <w:t xml:space="preserve">Se inactivan las amortizaciones relacionadas con la inversión cuya fecha de vencimiento es mayor que la </w:t>
+      </w:r>
+      <w:proofErr w:type="spellStart"/>
+      <w:r>
+        <w:t>fecha_venta</w:t>
+      </w:r>
+      <w:proofErr w:type="spellEnd"/>
     </w:p>
     <w:p>
       <w:pPr>
@@ -563,11 +1367,24 @@
         </w:numPr>
       </w:pPr>
       <w:r>
-        <w:t>En la tabla venta_inversion se debe insertar un registro con la</w:t>
-      </w:r>
-      <w:r>
-        <w:t xml:space="preserve"> información recolectada en la pantalla para registro de ventas de inversion</w:t>
-      </w:r>
+        <w:t xml:space="preserve">En la tabla </w:t>
+      </w:r>
+      <w:proofErr w:type="spellStart"/>
+      <w:r>
+        <w:t>venta_inversion</w:t>
+      </w:r>
+      <w:proofErr w:type="spellEnd"/>
+      <w:r>
+        <w:t xml:space="preserve"> se debe insertar un registro con la</w:t>
+      </w:r>
+      <w:r>
+        <w:t xml:space="preserve"> información recolectada en la pantalla para registro de ventas de </w:t>
+      </w:r>
+      <w:proofErr w:type="spellStart"/>
+      <w:r>
+        <w:t>inversion</w:t>
+      </w:r>
+      <w:proofErr w:type="spellEnd"/>
     </w:p>
     <w:p>
       <w:pPr>
@@ -578,7 +1395,15 @@
         </w:numPr>
       </w:pPr>
       <w:r>
-        <w:t>En la tabla movimiento_capital se debe insertar un registro del siguiente tipo:</w:t>
+        <w:t xml:space="preserve">En la tabla </w:t>
+      </w:r>
+      <w:proofErr w:type="spellStart"/>
+      <w:r>
+        <w:t>movimiento_capital</w:t>
+      </w:r>
+      <w:proofErr w:type="spellEnd"/>
+      <w:r>
+        <w:t xml:space="preserve"> se debe insertar un registro del siguiente tipo:</w:t>
       </w:r>
     </w:p>
     <w:p>
@@ -587,8 +1412,13 @@
         <w:ind w:left="2160"/>
       </w:pPr>
       <w:r>
-        <w:t>INSERT INTO movimiento_capital</w:t>
-      </w:r>
+        <w:t xml:space="preserve">INSERT INTO </w:t>
+      </w:r>
+      <w:proofErr w:type="spellStart"/>
+      <w:r>
+        <w:t>movimiento_capital</w:t>
+      </w:r>
+      <w:proofErr w:type="spellEnd"/>
     </w:p>
     <w:p>
       <w:pPr>
@@ -596,7 +1426,15 @@
         <w:ind w:left="2160"/>
       </w:pPr>
       <w:r>
-        <w:t>(`id_movimiento_capital`,</w:t>
+        <w:t>(`</w:t>
+      </w:r>
+      <w:proofErr w:type="spellStart"/>
+      <w:r>
+        <w:t>id_movimiento_capital</w:t>
+      </w:r>
+      <w:proofErr w:type="spellEnd"/>
+      <w:r>
+        <w:t>`,</w:t>
       </w:r>
     </w:p>
     <w:p>
@@ -605,7 +1443,15 @@
         <w:ind w:left="2160"/>
       </w:pPr>
       <w:r>
-        <w:t>`id_tipo_movimiento`,</w:t>
+        <w:t>`</w:t>
+      </w:r>
+      <w:proofErr w:type="spellStart"/>
+      <w:r>
+        <w:t>id_tipo_movimiento</w:t>
+      </w:r>
+      <w:proofErr w:type="spellEnd"/>
+      <w:r>
+        <w:t>`,</w:t>
       </w:r>
     </w:p>
     <w:p>
@@ -614,7 +1460,15 @@
         <w:ind w:left="2160"/>
       </w:pPr>
       <w:r>
-        <w:t>`id_persona`,</w:t>
+        <w:t>`</w:t>
+      </w:r>
+      <w:proofErr w:type="spellStart"/>
+      <w:r>
+        <w:t>id_persona</w:t>
+      </w:r>
+      <w:proofErr w:type="spellEnd"/>
+      <w:r>
+        <w:t>`,</w:t>
       </w:r>
     </w:p>
     <w:p>
@@ -623,7 +1477,15 @@
         <w:ind w:left="2160"/>
       </w:pPr>
       <w:r>
-        <w:t>`id_inversion`,</w:t>
+        <w:t>`</w:t>
+      </w:r>
+      <w:proofErr w:type="spellStart"/>
+      <w:r>
+        <w:t>id_inversion</w:t>
+      </w:r>
+      <w:proofErr w:type="spellEnd"/>
+      <w:r>
+        <w:t>`,</w:t>
       </w:r>
     </w:p>
     <w:p>
@@ -632,7 +1494,15 @@
         <w:ind w:left="2160"/>
       </w:pPr>
       <w:r>
-        <w:t>`id_venta_inversion`,</w:t>
+        <w:t>`</w:t>
+      </w:r>
+      <w:proofErr w:type="spellStart"/>
+      <w:r>
+        <w:t>id_venta_inversion</w:t>
+      </w:r>
+      <w:proofErr w:type="spellEnd"/>
+      <w:r>
+        <w:t>`,</w:t>
       </w:r>
     </w:p>
     <w:p>
@@ -641,7 +1511,15 @@
         <w:ind w:left="2160"/>
       </w:pPr>
       <w:r>
-        <w:t>`id_cuenta_bancaria`,</w:t>
+        <w:t>`</w:t>
+      </w:r>
+      <w:proofErr w:type="spellStart"/>
+      <w:r>
+        <w:t>id_cuenta_bancaria</w:t>
+      </w:r>
+      <w:proofErr w:type="spellEnd"/>
+      <w:r>
+        <w:t>`,</w:t>
       </w:r>
     </w:p>
     <w:p>
@@ -650,7 +1528,15 @@
         <w:ind w:left="2160"/>
       </w:pPr>
       <w:r>
-        <w:t>`id_signo`,</w:t>
+        <w:t>`</w:t>
+      </w:r>
+      <w:proofErr w:type="spellStart"/>
+      <w:r>
+        <w:t>id_signo</w:t>
+      </w:r>
+      <w:proofErr w:type="spellEnd"/>
+      <w:r>
+        <w:t>`,</w:t>
       </w:r>
     </w:p>
     <w:p>
@@ -668,7 +1554,15 @@
         <w:ind w:left="2160"/>
       </w:pPr>
       <w:r>
-        <w:t>`fecha_movimiento`,</w:t>
+        <w:t>`</w:t>
+      </w:r>
+      <w:proofErr w:type="spellStart"/>
+      <w:r>
+        <w:t>fecha_movimiento</w:t>
+      </w:r>
+      <w:proofErr w:type="spellEnd"/>
+      <w:r>
+        <w:t>`,</w:t>
       </w:r>
     </w:p>
     <w:p>
@@ -677,7 +1571,15 @@
         <w:ind w:left="2160"/>
       </w:pPr>
       <w:r>
-        <w:t>`descripcion`,</w:t>
+        <w:t>`</w:t>
+      </w:r>
+      <w:proofErr w:type="spellStart"/>
+      <w:r>
+        <w:t>descripcion</w:t>
+      </w:r>
+      <w:proofErr w:type="spellEnd"/>
+      <w:r>
+        <w:t>`,</w:t>
       </w:r>
     </w:p>
     <w:p>
@@ -695,7 +1597,15 @@
         <w:ind w:left="2160"/>
       </w:pPr>
       <w:r>
-        <w:t>`fecha_conciliacion`,</w:t>
+        <w:t>`</w:t>
+      </w:r>
+      <w:proofErr w:type="spellStart"/>
+      <w:r>
+        <w:t>fecha_conciliacion</w:t>
+      </w:r>
+      <w:proofErr w:type="spellEnd"/>
+      <w:r>
+        <w:t>`,</w:t>
       </w:r>
     </w:p>
     <w:p>
@@ -722,7 +1632,15 @@
         <w:ind w:left="2160"/>
       </w:pPr>
       <w:r>
-        <w:t>`fecha_creacion`,</w:t>
+        <w:t>`</w:t>
+      </w:r>
+      <w:proofErr w:type="spellStart"/>
+      <w:r>
+        <w:t>fecha_creacion</w:t>
+      </w:r>
+      <w:proofErr w:type="spellEnd"/>
+      <w:r>
+        <w:t>`,</w:t>
       </w:r>
     </w:p>
     <w:p>
@@ -731,7 +1649,15 @@
         <w:ind w:left="2160"/>
       </w:pPr>
       <w:r>
-        <w:t>`fecha_actualizacion`)</w:t>
+        <w:t>`</w:t>
+      </w:r>
+      <w:proofErr w:type="spellStart"/>
+      <w:r>
+        <w:t>fecha_actualizacion</w:t>
+      </w:r>
+      <w:proofErr w:type="spellEnd"/>
+      <w:r>
+        <w:t>`)</w:t>
       </w:r>
     </w:p>
     <w:p>
@@ -749,10 +1675,20 @@
         <w:ind w:left="2160"/>
       </w:pPr>
       <w:r>
-        <w:t>(&lt;{id_movimiento_capital: }&gt;,</w:t>
-      </w:r>
-      <w:r>
-        <w:t xml:space="preserve"> #id propio de la tabla</w:t>
+        <w:t>(</w:t>
+      </w:r>
+      <w:proofErr w:type="gramStart"/>
+      <w:r>
+        <w:t>&lt;{</w:t>
+      </w:r>
+      <w:proofErr w:type="spellStart"/>
+      <w:proofErr w:type="gramEnd"/>
+      <w:r>
+        <w:t>id_movimiento_capital</w:t>
+      </w:r>
+      <w:proofErr w:type="spellEnd"/>
+      <w:r>
+        <w:t>: }&gt;, #id propio de la tabla</w:t>
       </w:r>
     </w:p>
     <w:p>
@@ -760,11 +1696,18 @@
         <w:pStyle w:val="Prrafodelista"/>
         <w:ind w:left="2160"/>
       </w:pPr>
-      <w:r>
-        <w:t>&lt;{id_tipo_movimiento: }&gt;,</w:t>
-      </w:r>
-      <w:r>
-        <w:t xml:space="preserve"> #182</w:t>
+      <w:proofErr w:type="gramStart"/>
+      <w:r>
+        <w:t>&lt;{</w:t>
+      </w:r>
+      <w:proofErr w:type="spellStart"/>
+      <w:proofErr w:type="gramEnd"/>
+      <w:r>
+        <w:t>id_tipo_movimiento</w:t>
+      </w:r>
+      <w:proofErr w:type="spellEnd"/>
+      <w:r>
+        <w:t>: }&gt;, #182</w:t>
       </w:r>
     </w:p>
     <w:p>
@@ -772,11 +1715,18 @@
         <w:pStyle w:val="Prrafodelista"/>
         <w:ind w:left="2160"/>
       </w:pPr>
-      <w:r>
-        <w:t>&lt;{id_persona: }&gt;,</w:t>
-      </w:r>
-      <w:r>
-        <w:t xml:space="preserve"> #propietario de la inversión vendida</w:t>
+      <w:proofErr w:type="gramStart"/>
+      <w:r>
+        <w:t>&lt;{</w:t>
+      </w:r>
+      <w:proofErr w:type="spellStart"/>
+      <w:proofErr w:type="gramEnd"/>
+      <w:r>
+        <w:t>id_persona</w:t>
+      </w:r>
+      <w:proofErr w:type="spellEnd"/>
+      <w:r>
+        <w:t>: }&gt;, #propietario de la inversión vendida</w:t>
       </w:r>
     </w:p>
     <w:p>
@@ -784,12 +1734,27 @@
         <w:pStyle w:val="Prrafodelista"/>
         <w:ind w:left="2160"/>
       </w:pPr>
+      <w:proofErr w:type="gramStart"/>
       <w:r>
         <w:lastRenderedPageBreak/>
-        <w:t>&lt;{id_inversion: }&gt;,</w:t>
-      </w:r>
-      <w:r>
-        <w:t xml:space="preserve"> #id de la inversion vendida</w:t>
+        <w:t>&lt;{</w:t>
+      </w:r>
+      <w:proofErr w:type="spellStart"/>
+      <w:proofErr w:type="gramEnd"/>
+      <w:r>
+        <w:t>id_inversion</w:t>
+      </w:r>
+      <w:proofErr w:type="spellEnd"/>
+      <w:r>
+        <w:t xml:space="preserve">: }&gt;, #id de la </w:t>
+      </w:r>
+      <w:proofErr w:type="spellStart"/>
+      <w:r>
+        <w:t>inversion</w:t>
+      </w:r>
+      <w:proofErr w:type="spellEnd"/>
+      <w:r>
+        <w:t xml:space="preserve"> vendida</w:t>
       </w:r>
     </w:p>
     <w:p>
@@ -797,20 +1762,169 @@
         <w:pStyle w:val="Prrafodelista"/>
         <w:ind w:left="2160"/>
       </w:pPr>
-      <w:r>
-        <w:t>&lt;{id_venta_inversion: }&gt;,</w:t>
-      </w:r>
-      <w:r>
-        <w:t xml:space="preserve"> #id de la venta inversion</w:t>
-      </w:r>
+      <w:proofErr w:type="gramStart"/>
+      <w:r>
+        <w:t>&lt;{</w:t>
+      </w:r>
+      <w:proofErr w:type="spellStart"/>
+      <w:proofErr w:type="gramEnd"/>
+      <w:r>
+        <w:t>id_venta_inversion</w:t>
+      </w:r>
+      <w:proofErr w:type="spellEnd"/>
+      <w:r>
+        <w:t xml:space="preserve">: }&gt;, #id de la venta </w:t>
+      </w:r>
+      <w:proofErr w:type="spellStart"/>
+      <w:r>
+        <w:t>inversion</w:t>
+      </w:r>
+      <w:proofErr w:type="spellEnd"/>
     </w:p>
     <w:p>
       <w:pPr>
         <w:pStyle w:val="Prrafodelista"/>
         <w:ind w:left="2160"/>
       </w:pPr>
-      <w:r>
-        <w:t>&lt;{id_cuenta_bancaria: }&gt;,</w:t>
+      <w:proofErr w:type="gramStart"/>
+      <w:r>
+        <w:t>&lt;{</w:t>
+      </w:r>
+      <w:proofErr w:type="spellStart"/>
+      <w:proofErr w:type="gramEnd"/>
+      <w:r>
+        <w:t>id_cuenta_bancaria</w:t>
+      </w:r>
+      <w:proofErr w:type="spellEnd"/>
+      <w:r>
+        <w:t>: }&gt;, #null</w:t>
+      </w:r>
+    </w:p>
+    <w:p>
+      <w:pPr>
+        <w:pStyle w:val="Prrafodelista"/>
+        <w:ind w:left="2160"/>
+      </w:pPr>
+      <w:proofErr w:type="gramStart"/>
+      <w:r>
+        <w:t>&lt;{</w:t>
+      </w:r>
+      <w:proofErr w:type="spellStart"/>
+      <w:proofErr w:type="gramEnd"/>
+      <w:r>
+        <w:t>id_signo</w:t>
+      </w:r>
+      <w:proofErr w:type="spellEnd"/>
+      <w:r>
+        <w:t>: }&gt;, #190 positivo</w:t>
+      </w:r>
+    </w:p>
+    <w:p>
+      <w:pPr>
+        <w:pStyle w:val="Prrafodelista"/>
+        <w:ind w:left="2160"/>
+      </w:pPr>
+      <w:proofErr w:type="gramStart"/>
+      <w:r>
+        <w:t>&lt;{</w:t>
+      </w:r>
+      <w:proofErr w:type="gramEnd"/>
+      <w:r>
+        <w:t>monto: }&gt;, #valor de la venta</w:t>
+      </w:r>
+      <w:r>
+        <w:t>:</w:t>
+      </w:r>
+      <w:r>
+        <w:t xml:space="preserve"> </w:t>
+      </w:r>
+      <w:proofErr w:type="spellStart"/>
+      <w:r>
+        <w:t>valor_venta_con_comision</w:t>
+      </w:r>
+      <w:proofErr w:type="spellEnd"/>
+    </w:p>
+    <w:p>
+      <w:pPr>
+        <w:pStyle w:val="Prrafodelista"/>
+        <w:ind w:left="2160"/>
+      </w:pPr>
+      <w:proofErr w:type="gramStart"/>
+      <w:r>
+        <w:t>&lt;{</w:t>
+      </w:r>
+      <w:proofErr w:type="spellStart"/>
+      <w:proofErr w:type="gramEnd"/>
+      <w:r>
+        <w:t>fecha_movimiento</w:t>
+      </w:r>
+      <w:proofErr w:type="spellEnd"/>
+      <w:r>
+        <w:t>: }&gt;,</w:t>
+      </w:r>
+      <w:r>
+        <w:t xml:space="preserve"> #Fecha de venta ingresada por el usuario en pantalla</w:t>
+      </w:r>
+    </w:p>
+    <w:p>
+      <w:pPr>
+        <w:pStyle w:val="Prrafodelista"/>
+        <w:ind w:left="2160"/>
+      </w:pPr>
+      <w:proofErr w:type="gramStart"/>
+      <w:r>
+        <w:t>&lt;{</w:t>
+      </w:r>
+      <w:proofErr w:type="spellStart"/>
+      <w:proofErr w:type="gramEnd"/>
+      <w:r>
+        <w:t>descripcion</w:t>
+      </w:r>
+      <w:proofErr w:type="spellEnd"/>
+      <w:r>
+        <w:t>: }&gt;,</w:t>
+      </w:r>
+      <w:r>
+        <w:t xml:space="preserve"> #Venta de </w:t>
+      </w:r>
+      <w:r>
+        <w:t>&lt;tipo inversión tomada del instrumento&gt;</w:t>
+      </w:r>
+    </w:p>
+    <w:p>
+      <w:pPr>
+        <w:pStyle w:val="Prrafodelista"/>
+        <w:ind w:left="2160"/>
+      </w:pPr>
+      <w:proofErr w:type="gramStart"/>
+      <w:r>
+        <w:t>&lt;{</w:t>
+      </w:r>
+      <w:proofErr w:type="gramEnd"/>
+      <w:r>
+        <w:t>conciliado: 0}&gt;,</w:t>
+      </w:r>
+      <w:r>
+        <w:t xml:space="preserve"> #0</w:t>
+      </w:r>
+    </w:p>
+    <w:p>
+      <w:pPr>
+        <w:pStyle w:val="Prrafodelista"/>
+        <w:ind w:left="2160"/>
+      </w:pPr>
+      <w:proofErr w:type="gramStart"/>
+      <w:r>
+        <w:t>&lt;{</w:t>
+      </w:r>
+      <w:proofErr w:type="spellStart"/>
+      <w:proofErr w:type="gramEnd"/>
+      <w:r>
+        <w:t>fecha_conciliacion</w:t>
+      </w:r>
+      <w:proofErr w:type="spellEnd"/>
+      <w:r>
+        <w:t>: }&gt;,</w:t>
       </w:r>
       <w:r>
         <w:t xml:space="preserve"> #null</w:t>
@@ -821,11 +1935,16 @@
         <w:pStyle w:val="Prrafodelista"/>
         <w:ind w:left="2160"/>
       </w:pPr>
-      <w:r>
-        <w:t>&lt;{id_signo: }&gt;,</w:t>
-      </w:r>
-      <w:r>
-        <w:t xml:space="preserve"> #190 positivo</w:t>
+      <w:proofErr w:type="gramStart"/>
+      <w:r>
+        <w:t>&lt;{</w:t>
+      </w:r>
+      <w:proofErr w:type="gramEnd"/>
+      <w:r>
+        <w:t>activo: 1}&gt;,</w:t>
+      </w:r>
+      <w:r>
+        <w:t xml:space="preserve">  #1</w:t>
       </w:r>
     </w:p>
     <w:p>
@@ -833,20 +1952,16 @@
         <w:pStyle w:val="Prrafodelista"/>
         <w:ind w:left="2160"/>
       </w:pPr>
-      <w:r>
-        <w:t>&lt;{monto: }&gt;,</w:t>
-      </w:r>
-      <w:r>
-        <w:t xml:space="preserve"> #valor de la venta</w:t>
-      </w:r>
-      <w:r>
-        <w:t>:</w:t>
-      </w:r>
-      <w:r>
-        <w:t xml:space="preserve"> </w:t>
-      </w:r>
-      <w:r>
-        <w:t>valor_venta_con_comision</w:t>
+      <w:proofErr w:type="gramStart"/>
+      <w:r>
+        <w:t>&lt;{</w:t>
+      </w:r>
+      <w:proofErr w:type="gramEnd"/>
+      <w:r>
+        <w:t>eliminado: 0}&gt;,</w:t>
+      </w:r>
+      <w:r>
+        <w:t xml:space="preserve"> #0</w:t>
       </w:r>
     </w:p>
     <w:p>
@@ -854,11 +1969,26 @@
         <w:pStyle w:val="Prrafodelista"/>
         <w:ind w:left="2160"/>
       </w:pPr>
-      <w:r>
-        <w:t>&lt;{fecha_movimiento: }&gt;,</w:t>
-      </w:r>
-      <w:r>
-        <w:t xml:space="preserve"> #Fecha de venta ingresada por el usuario en pantalla</w:t>
+      <w:proofErr w:type="gramStart"/>
+      <w:r>
+        <w:t>&lt;{</w:t>
+      </w:r>
+      <w:proofErr w:type="spellStart"/>
+      <w:proofErr w:type="gramEnd"/>
+      <w:r>
+        <w:t>fecha_creacion</w:t>
+      </w:r>
+      <w:proofErr w:type="spellEnd"/>
+      <w:r>
+        <w:t xml:space="preserve">: </w:t>
+      </w:r>
+      <w:proofErr w:type="spellStart"/>
+      <w:r>
+        <w:t>current_timestamp</w:t>
+      </w:r>
+      <w:proofErr w:type="spellEnd"/>
+      <w:r>
+        <w:t>()}&gt;,</w:t>
       </w:r>
     </w:p>
     <w:p>
@@ -866,126 +1996,68 @@
         <w:pStyle w:val="Prrafodelista"/>
         <w:ind w:left="2160"/>
       </w:pPr>
-      <w:r>
-        <w:t>&lt;{descripcion: }&gt;,</w:t>
-      </w:r>
-      <w:r>
-        <w:t xml:space="preserve"> #Venta de </w:t>
-      </w:r>
-      <w:r>
-        <w:t>&lt;tipo inversión tomada del instrumento&gt;</w:t>
-      </w:r>
-    </w:p>
-    <w:p>
-      <w:pPr>
-        <w:pStyle w:val="Prrafodelista"/>
-        <w:ind w:left="2160"/>
-      </w:pPr>
-      <w:r>
-        <w:t>&lt;{conciliado: 0}&gt;,</w:t>
-      </w:r>
-      <w:r>
-        <w:t xml:space="preserve"> #0</w:t>
-      </w:r>
-    </w:p>
-    <w:p>
-      <w:pPr>
-        <w:pStyle w:val="Prrafodelista"/>
-        <w:ind w:left="2160"/>
-      </w:pPr>
-      <w:r>
-        <w:t>&lt;{fecha_conciliacion: }&gt;,</w:t>
-      </w:r>
-      <w:r>
-        <w:t xml:space="preserve"> #null</w:t>
-      </w:r>
-    </w:p>
-    <w:p>
-      <w:pPr>
-        <w:pStyle w:val="Prrafodelista"/>
-        <w:ind w:left="2160"/>
-      </w:pPr>
-      <w:r>
-        <w:t>&lt;{activo: 1}&gt;,</w:t>
-      </w:r>
-      <w:r>
-        <w:t xml:space="preserve">  </w:t>
-      </w:r>
-      <w:r>
-        <w:t>#</w:t>
-      </w:r>
-      <w:r>
-        <w:t>1</w:t>
-      </w:r>
-    </w:p>
-    <w:p>
-      <w:pPr>
-        <w:pStyle w:val="Prrafodelista"/>
-        <w:ind w:left="2160"/>
-      </w:pPr>
-      <w:r>
-        <w:t>&lt;{eliminado: 0}&gt;,</w:t>
-      </w:r>
-      <w:r>
-        <w:t xml:space="preserve"> #0</w:t>
-      </w:r>
-    </w:p>
-    <w:p>
-      <w:pPr>
-        <w:pStyle w:val="Prrafodelista"/>
-        <w:ind w:left="2160"/>
-      </w:pPr>
-      <w:r>
-        <w:t>&lt;{fecha_creacion: current_timestamp()}&gt;,</w:t>
-      </w:r>
-    </w:p>
-    <w:p>
-      <w:pPr>
-        <w:pStyle w:val="Prrafodelista"/>
-        <w:ind w:left="2160"/>
-      </w:pPr>
-      <w:r>
-        <w:t>&lt;{fecha_actualizacion: current_timestamp()}&gt;);</w:t>
+      <w:proofErr w:type="gramStart"/>
+      <w:r>
+        <w:t>&lt;{</w:t>
+      </w:r>
+      <w:proofErr w:type="spellStart"/>
+      <w:proofErr w:type="gramEnd"/>
+      <w:r>
+        <w:t>fecha_actualizacion</w:t>
+      </w:r>
+      <w:proofErr w:type="spellEnd"/>
+      <w:r>
+        <w:t xml:space="preserve">: </w:t>
+      </w:r>
+      <w:proofErr w:type="spellStart"/>
+      <w:r>
+        <w:t>current_timestamp</w:t>
+      </w:r>
+      <w:proofErr w:type="spellEnd"/>
+      <w:r>
+        <w:t>()}&gt;);</w:t>
       </w:r>
     </w:p>
     <w:p/>
     <w:p>
       <w:pPr>
         <w:pStyle w:val="Ttulo2"/>
-      </w:pPr>
-      <w:r>
-        <w:t xml:space="preserve">El instrumento tuvo </w:t>
-      </w:r>
-      <w:r>
-        <w:t xml:space="preserve">varias </w:t>
-      </w:r>
-      <w:r>
-        <w:t>inversi</w:t>
-      </w:r>
-      <w:r>
-        <w:t>ones</w:t>
-      </w:r>
-      <w:r>
-        <w:t xml:space="preserve"> asociada</w:t>
-      </w:r>
-      <w:r>
-        <w:t>s</w:t>
-      </w:r>
-      <w:r>
-        <w:t>.</w:t>
-      </w:r>
-    </w:p>
-    <w:p>
-      <w:r>
-        <w:t>Para todas las inversiones asociadas al instrumento se debe aplicar lo detallado en el item 1.1</w:t>
+        <w:rPr>
+          <w:lang w:val="es-EC"/>
+        </w:rPr>
+      </w:pPr>
+      <w:r>
+        <w:rPr>
+          <w:lang w:val="es-EC"/>
+        </w:rPr>
+        <w:t>El instrumento tuvo varias inversiones asociadas.</w:t>
+      </w:r>
+    </w:p>
+    <w:p>
+      <w:r>
+        <w:t xml:space="preserve">Para todas las inversiones asociadas al instrumento se debe aplicar lo detallado en el </w:t>
+      </w:r>
+      <w:proofErr w:type="spellStart"/>
+      <w:r>
+        <w:t>item</w:t>
+      </w:r>
+      <w:proofErr w:type="spellEnd"/>
+      <w:r>
+        <w:t xml:space="preserve"> 1.1</w:t>
       </w:r>
     </w:p>
     <w:p/>
     <w:p>
       <w:pPr>
         <w:pStyle w:val="Ttulo1"/>
-      </w:pPr>
-      <w:r>
+        <w:rPr>
+          <w:lang w:val="es-EC"/>
+        </w:rPr>
+      </w:pPr>
+      <w:r>
+        <w:rPr>
+          <w:lang w:val="es-EC"/>
+        </w:rPr>
         <w:t>Escenario - Venta parcial del valor acumulado por instrumento.</w:t>
       </w:r>
     </w:p>
@@ -1053,7 +2125,15 @@
         </w:numPr>
       </w:pPr>
       <w:r>
-        <w:t>En el registro de la inversión se actualiza el campo fecha_venta colocándole la fecha de la inversión digitada en el sistema</w:t>
+        <w:t xml:space="preserve">En el registro de la inversión se actualiza el campo </w:t>
+      </w:r>
+      <w:proofErr w:type="spellStart"/>
+      <w:r>
+        <w:t>fecha_venta</w:t>
+      </w:r>
+      <w:proofErr w:type="spellEnd"/>
+      <w:r>
+        <w:t xml:space="preserve"> colocándole la fecha de la inversión digitada en el sistema</w:t>
       </w:r>
     </w:p>
     <w:p>
@@ -1077,8 +2157,13 @@
         </w:numPr>
       </w:pPr>
       <w:r>
-        <w:t>Se inactivan las amortizaciones relacionadas con la inversión cuya fecha de vencimiento es mayor que la fecha_venta</w:t>
-      </w:r>
+        <w:t xml:space="preserve">Se inactivan las amortizaciones relacionadas con la inversión cuya fecha de vencimiento es mayor que la </w:t>
+      </w:r>
+      <w:proofErr w:type="spellStart"/>
+      <w:r>
+        <w:t>fecha_venta</w:t>
+      </w:r>
+      <w:proofErr w:type="spellEnd"/>
     </w:p>
     <w:p>
       <w:pPr>
@@ -1122,8 +2207,21 @@
         </w:numPr>
       </w:pPr>
       <w:r>
-        <w:t>En la tabla venta_inversion se debe insertar un registro con la información recolectada en la pantalla para registro de ventas de inversion</w:t>
-      </w:r>
+        <w:t xml:space="preserve">En la tabla </w:t>
+      </w:r>
+      <w:proofErr w:type="spellStart"/>
+      <w:r>
+        <w:t>venta_inversion</w:t>
+      </w:r>
+      <w:proofErr w:type="spellEnd"/>
+      <w:r>
+        <w:t xml:space="preserve"> se debe insertar un registro con la información recolectada en la pantalla para registro de ventas de </w:t>
+      </w:r>
+      <w:proofErr w:type="spellStart"/>
+      <w:r>
+        <w:t>inversion</w:t>
+      </w:r>
+      <w:proofErr w:type="spellEnd"/>
     </w:p>
     <w:p>
       <w:pPr>
@@ -1134,7 +2232,15 @@
         </w:numPr>
       </w:pPr>
       <w:r>
-        <w:t>En la tabla movimiento_capital se debe insertar un registro del siguiente tipo:</w:t>
+        <w:t xml:space="preserve">En la tabla </w:t>
+      </w:r>
+      <w:proofErr w:type="spellStart"/>
+      <w:r>
+        <w:t>movimiento_capital</w:t>
+      </w:r>
+      <w:proofErr w:type="spellEnd"/>
+      <w:r>
+        <w:t xml:space="preserve"> se debe insertar un registro del siguiente tipo:</w:t>
       </w:r>
     </w:p>
     <w:p>
@@ -1143,8 +2249,13 @@
         <w:ind w:left="2868"/>
       </w:pPr>
       <w:r>
-        <w:t>INSERT INTO movimiento_capital</w:t>
-      </w:r>
+        <w:t xml:space="preserve">INSERT INTO </w:t>
+      </w:r>
+      <w:proofErr w:type="spellStart"/>
+      <w:r>
+        <w:t>movimiento_capital</w:t>
+      </w:r>
+      <w:proofErr w:type="spellEnd"/>
     </w:p>
     <w:p>
       <w:pPr>
@@ -1152,7 +2263,15 @@
         <w:ind w:left="2868"/>
       </w:pPr>
       <w:r>
-        <w:t>(`id_movimiento_capital`,</w:t>
+        <w:t>(`</w:t>
+      </w:r>
+      <w:proofErr w:type="spellStart"/>
+      <w:r>
+        <w:t>id_movimiento_capital</w:t>
+      </w:r>
+      <w:proofErr w:type="spellEnd"/>
+      <w:r>
+        <w:t>`,</w:t>
       </w:r>
     </w:p>
     <w:p>
@@ -1161,7 +2280,15 @@
         <w:ind w:left="2868"/>
       </w:pPr>
       <w:r>
-        <w:t>`id_tipo_movimiento`,</w:t>
+        <w:t>`</w:t>
+      </w:r>
+      <w:proofErr w:type="spellStart"/>
+      <w:r>
+        <w:t>id_tipo_movimiento</w:t>
+      </w:r>
+      <w:proofErr w:type="spellEnd"/>
+      <w:r>
+        <w:t>`,</w:t>
       </w:r>
     </w:p>
     <w:p>
@@ -1170,7 +2297,15 @@
         <w:ind w:left="2868"/>
       </w:pPr>
       <w:r>
-        <w:t>`id_persona`,</w:t>
+        <w:t>`</w:t>
+      </w:r>
+      <w:proofErr w:type="spellStart"/>
+      <w:r>
+        <w:t>id_persona</w:t>
+      </w:r>
+      <w:proofErr w:type="spellEnd"/>
+      <w:r>
+        <w:t>`,</w:t>
       </w:r>
     </w:p>
     <w:p>
@@ -1180,7 +2315,15 @@
       </w:pPr>
       <w:r>
         <w:lastRenderedPageBreak/>
-        <w:t>`id_inversion`,</w:t>
+        <w:t>`</w:t>
+      </w:r>
+      <w:proofErr w:type="spellStart"/>
+      <w:r>
+        <w:t>id_inversion</w:t>
+      </w:r>
+      <w:proofErr w:type="spellEnd"/>
+      <w:r>
+        <w:t>`,</w:t>
       </w:r>
     </w:p>
     <w:p>
@@ -1189,7 +2332,15 @@
         <w:ind w:left="2868"/>
       </w:pPr>
       <w:r>
-        <w:t>`id_venta_inversion`,</w:t>
+        <w:t>`</w:t>
+      </w:r>
+      <w:proofErr w:type="spellStart"/>
+      <w:r>
+        <w:t>id_venta_inversion</w:t>
+      </w:r>
+      <w:proofErr w:type="spellEnd"/>
+      <w:r>
+        <w:t>`,</w:t>
       </w:r>
     </w:p>
     <w:p>
@@ -1198,7 +2349,15 @@
         <w:ind w:left="2868"/>
       </w:pPr>
       <w:r>
-        <w:t>`id_cuenta_bancaria`,</w:t>
+        <w:t>`</w:t>
+      </w:r>
+      <w:proofErr w:type="spellStart"/>
+      <w:r>
+        <w:t>id_cuenta_bancaria</w:t>
+      </w:r>
+      <w:proofErr w:type="spellEnd"/>
+      <w:r>
+        <w:t>`,</w:t>
       </w:r>
     </w:p>
     <w:p>
@@ -1207,7 +2366,15 @@
         <w:ind w:left="2868"/>
       </w:pPr>
       <w:r>
-        <w:t>`id_signo`,</w:t>
+        <w:t>`</w:t>
+      </w:r>
+      <w:proofErr w:type="spellStart"/>
+      <w:r>
+        <w:t>id_signo</w:t>
+      </w:r>
+      <w:proofErr w:type="spellEnd"/>
+      <w:r>
+        <w:t>`,</w:t>
       </w:r>
     </w:p>
     <w:p>
@@ -1225,7 +2392,15 @@
         <w:ind w:left="2868"/>
       </w:pPr>
       <w:r>
-        <w:t>`fecha_movimiento`,</w:t>
+        <w:t>`</w:t>
+      </w:r>
+      <w:proofErr w:type="spellStart"/>
+      <w:r>
+        <w:t>fecha_movimiento</w:t>
+      </w:r>
+      <w:proofErr w:type="spellEnd"/>
+      <w:r>
+        <w:t>`,</w:t>
       </w:r>
     </w:p>
     <w:p>
@@ -1234,7 +2409,15 @@
         <w:ind w:left="2868"/>
       </w:pPr>
       <w:r>
-        <w:t>`descripcion`,</w:t>
+        <w:t>`</w:t>
+      </w:r>
+      <w:proofErr w:type="spellStart"/>
+      <w:r>
+        <w:t>descripcion</w:t>
+      </w:r>
+      <w:proofErr w:type="spellEnd"/>
+      <w:r>
+        <w:t>`,</w:t>
       </w:r>
     </w:p>
     <w:p>
@@ -1252,7 +2435,15 @@
         <w:ind w:left="2868"/>
       </w:pPr>
       <w:r>
-        <w:t>`fecha_conciliacion`,</w:t>
+        <w:t>`</w:t>
+      </w:r>
+      <w:proofErr w:type="spellStart"/>
+      <w:r>
+        <w:t>fecha_conciliacion</w:t>
+      </w:r>
+      <w:proofErr w:type="spellEnd"/>
+      <w:r>
+        <w:t>`,</w:t>
       </w:r>
     </w:p>
     <w:p>
@@ -1279,7 +2470,15 @@
         <w:ind w:left="2868"/>
       </w:pPr>
       <w:r>
-        <w:t>`fecha_creacion`,</w:t>
+        <w:t>`</w:t>
+      </w:r>
+      <w:proofErr w:type="spellStart"/>
+      <w:r>
+        <w:t>fecha_creacion</w:t>
+      </w:r>
+      <w:proofErr w:type="spellEnd"/>
+      <w:r>
+        <w:t>`,</w:t>
       </w:r>
     </w:p>
     <w:p>
@@ -1288,7 +2487,15 @@
         <w:ind w:left="2868"/>
       </w:pPr>
       <w:r>
-        <w:t>`fecha_actualizacion`)</w:t>
+        <w:t>`</w:t>
+      </w:r>
+      <w:proofErr w:type="spellStart"/>
+      <w:r>
+        <w:t>fecha_actualizacion</w:t>
+      </w:r>
+      <w:proofErr w:type="spellEnd"/>
+      <w:r>
+        <w:t>`)</w:t>
       </w:r>
     </w:p>
     <w:p>
@@ -1306,7 +2513,20 @@
         <w:ind w:left="2868"/>
       </w:pPr>
       <w:r>
-        <w:t>(&lt;{id_movimiento_capital: }&gt;, #id propio de la tabla</w:t>
+        <w:t>(</w:t>
+      </w:r>
+      <w:proofErr w:type="gramStart"/>
+      <w:r>
+        <w:t>&lt;{</w:t>
+      </w:r>
+      <w:proofErr w:type="spellStart"/>
+      <w:proofErr w:type="gramEnd"/>
+      <w:r>
+        <w:t>id_movimiento_capital</w:t>
+      </w:r>
+      <w:proofErr w:type="spellEnd"/>
+      <w:r>
+        <w:t>: }&gt;, #id propio de la tabla</w:t>
       </w:r>
     </w:p>
     <w:p>
@@ -1314,8 +2534,18 @@
         <w:pStyle w:val="Prrafodelista"/>
         <w:ind w:left="2868"/>
       </w:pPr>
-      <w:r>
-        <w:t>&lt;{id_tipo_movimiento: }&gt;, #182</w:t>
+      <w:proofErr w:type="gramStart"/>
+      <w:r>
+        <w:t>&lt;{</w:t>
+      </w:r>
+      <w:proofErr w:type="spellStart"/>
+      <w:proofErr w:type="gramEnd"/>
+      <w:r>
+        <w:t>id_tipo_movimiento</w:t>
+      </w:r>
+      <w:proofErr w:type="spellEnd"/>
+      <w:r>
+        <w:t>: }&gt;, #182</w:t>
       </w:r>
     </w:p>
     <w:p>
@@ -1323,8 +2553,18 @@
         <w:pStyle w:val="Prrafodelista"/>
         <w:ind w:left="2868"/>
       </w:pPr>
-      <w:r>
-        <w:t>&lt;{id_persona: }&gt;, #propietario de la inversión vendida</w:t>
+      <w:proofErr w:type="gramStart"/>
+      <w:r>
+        <w:t>&lt;{</w:t>
+      </w:r>
+      <w:proofErr w:type="spellStart"/>
+      <w:proofErr w:type="gramEnd"/>
+      <w:r>
+        <w:t>id_persona</w:t>
+      </w:r>
+      <w:proofErr w:type="spellEnd"/>
+      <w:r>
+        <w:t>: }&gt;, #propietario de la inversión vendida</w:t>
       </w:r>
     </w:p>
     <w:p>
@@ -1332,8 +2572,26 @@
         <w:pStyle w:val="Prrafodelista"/>
         <w:ind w:left="2868"/>
       </w:pPr>
-      <w:r>
-        <w:t>&lt;{id_inversion: }&gt;, #id de la inversion vendida</w:t>
+      <w:proofErr w:type="gramStart"/>
+      <w:r>
+        <w:t>&lt;{</w:t>
+      </w:r>
+      <w:proofErr w:type="spellStart"/>
+      <w:proofErr w:type="gramEnd"/>
+      <w:r>
+        <w:t>id_inversion</w:t>
+      </w:r>
+      <w:proofErr w:type="spellEnd"/>
+      <w:r>
+        <w:t xml:space="preserve">: }&gt;, #id de la </w:t>
+      </w:r>
+      <w:proofErr w:type="spellStart"/>
+      <w:r>
+        <w:t>inversion</w:t>
+      </w:r>
+      <w:proofErr w:type="spellEnd"/>
+      <w:r>
+        <w:t xml:space="preserve"> vendida</w:t>
       </w:r>
     </w:p>
     <w:p>
@@ -1341,17 +2599,42 @@
         <w:pStyle w:val="Prrafodelista"/>
         <w:ind w:left="2868"/>
       </w:pPr>
-      <w:r>
-        <w:t>&lt;{id_venta_inversion: }&gt;, #id de la venta inversion</w:t>
-      </w:r>
+      <w:proofErr w:type="gramStart"/>
+      <w:r>
+        <w:t>&lt;{</w:t>
+      </w:r>
+      <w:proofErr w:type="spellStart"/>
+      <w:proofErr w:type="gramEnd"/>
+      <w:r>
+        <w:t>id_venta_inversion</w:t>
+      </w:r>
+      <w:proofErr w:type="spellEnd"/>
+      <w:r>
+        <w:t xml:space="preserve">: }&gt;, #id de la venta </w:t>
+      </w:r>
+      <w:proofErr w:type="spellStart"/>
+      <w:r>
+        <w:t>inversion</w:t>
+      </w:r>
+      <w:proofErr w:type="spellEnd"/>
     </w:p>
     <w:p>
       <w:pPr>
         <w:pStyle w:val="Prrafodelista"/>
         <w:ind w:left="2868"/>
       </w:pPr>
-      <w:r>
-        <w:t>&lt;{id_cuenta_bancaria: }&gt;, #null</w:t>
+      <w:proofErr w:type="gramStart"/>
+      <w:r>
+        <w:t>&lt;{</w:t>
+      </w:r>
+      <w:proofErr w:type="spellStart"/>
+      <w:proofErr w:type="gramEnd"/>
+      <w:r>
+        <w:t>id_cuenta_bancaria</w:t>
+      </w:r>
+      <w:proofErr w:type="spellEnd"/>
+      <w:r>
+        <w:t>: }&gt;, #null</w:t>
       </w:r>
     </w:p>
     <w:p>
@@ -1359,8 +2642,18 @@
         <w:pStyle w:val="Prrafodelista"/>
         <w:ind w:left="2868"/>
       </w:pPr>
-      <w:r>
-        <w:t>&lt;{id_signo: }&gt;, #190 positivo</w:t>
+      <w:proofErr w:type="gramStart"/>
+      <w:r>
+        <w:t>&lt;{</w:t>
+      </w:r>
+      <w:proofErr w:type="spellStart"/>
+      <w:proofErr w:type="gramEnd"/>
+      <w:r>
+        <w:t>id_signo</w:t>
+      </w:r>
+      <w:proofErr w:type="spellEnd"/>
+      <w:r>
+        <w:t>: }&gt;, #190 positivo</w:t>
       </w:r>
     </w:p>
     <w:p>
@@ -1368,17 +2661,37 @@
         <w:pStyle w:val="Prrafodelista"/>
         <w:ind w:left="2868"/>
       </w:pPr>
-      <w:r>
-        <w:t>&lt;{monto: }&gt;, #valor de la venta: valor_venta_con_comision</w:t>
-      </w:r>
+      <w:proofErr w:type="gramStart"/>
+      <w:r>
+        <w:t>&lt;{</w:t>
+      </w:r>
+      <w:proofErr w:type="gramEnd"/>
+      <w:r>
+        <w:t xml:space="preserve">monto: }&gt;, #valor de la venta: </w:t>
+      </w:r>
+      <w:proofErr w:type="spellStart"/>
+      <w:r>
+        <w:t>valor_venta_con_comision</w:t>
+      </w:r>
+      <w:proofErr w:type="spellEnd"/>
     </w:p>
     <w:p>
       <w:pPr>
         <w:pStyle w:val="Prrafodelista"/>
         <w:ind w:left="2868"/>
       </w:pPr>
-      <w:r>
-        <w:t>&lt;{fecha_movimiento: }&gt;, #Fecha de venta ingresada por el usuario en pantalla</w:t>
+      <w:proofErr w:type="gramStart"/>
+      <w:r>
+        <w:t>&lt;{</w:t>
+      </w:r>
+      <w:proofErr w:type="spellStart"/>
+      <w:proofErr w:type="gramEnd"/>
+      <w:r>
+        <w:t>fecha_movimiento</w:t>
+      </w:r>
+      <w:proofErr w:type="spellEnd"/>
+      <w:r>
+        <w:t>: }&gt;, #Fecha de venta ingresada por el usuario en pantalla</w:t>
       </w:r>
     </w:p>
     <w:p>
@@ -1386,8 +2699,18 @@
         <w:pStyle w:val="Prrafodelista"/>
         <w:ind w:left="2868"/>
       </w:pPr>
-      <w:r>
-        <w:t>&lt;{descripcion: }&gt;, #Venta de &lt;tipo inversión tomada del instrumento&gt;</w:t>
+      <w:proofErr w:type="gramStart"/>
+      <w:r>
+        <w:t>&lt;{</w:t>
+      </w:r>
+      <w:proofErr w:type="spellStart"/>
+      <w:proofErr w:type="gramEnd"/>
+      <w:r>
+        <w:t>descripcion</w:t>
+      </w:r>
+      <w:proofErr w:type="spellEnd"/>
+      <w:r>
+        <w:t>: }&gt;, #Venta de &lt;tipo inversión tomada del instrumento&gt;</w:t>
       </w:r>
     </w:p>
     <w:p>
@@ -1395,8 +2718,13 @@
         <w:pStyle w:val="Prrafodelista"/>
         <w:ind w:left="2868"/>
       </w:pPr>
-      <w:r>
-        <w:t>&lt;{conciliado: 0}&gt;, #0</w:t>
+      <w:proofErr w:type="gramStart"/>
+      <w:r>
+        <w:t>&lt;{</w:t>
+      </w:r>
+      <w:proofErr w:type="gramEnd"/>
+      <w:r>
+        <w:t>conciliado: 0}&gt;, #0</w:t>
       </w:r>
     </w:p>
     <w:p>
@@ -1404,8 +2732,18 @@
         <w:pStyle w:val="Prrafodelista"/>
         <w:ind w:left="2868"/>
       </w:pPr>
-      <w:r>
-        <w:t>&lt;{fecha_conciliacion: }&gt;, #null</w:t>
+      <w:proofErr w:type="gramStart"/>
+      <w:r>
+        <w:t>&lt;{</w:t>
+      </w:r>
+      <w:proofErr w:type="spellStart"/>
+      <w:proofErr w:type="gramEnd"/>
+      <w:r>
+        <w:t>fecha_conciliacion</w:t>
+      </w:r>
+      <w:proofErr w:type="spellEnd"/>
+      <w:r>
+        <w:t>: }&gt;, #null</w:t>
       </w:r>
     </w:p>
     <w:p>
@@ -1413,8 +2751,13 @@
         <w:pStyle w:val="Prrafodelista"/>
         <w:ind w:left="2868"/>
       </w:pPr>
-      <w:r>
-        <w:t>&lt;{activo: 1}&gt;,  #1</w:t>
+      <w:proofErr w:type="gramStart"/>
+      <w:r>
+        <w:t>&lt;{</w:t>
+      </w:r>
+      <w:proofErr w:type="gramEnd"/>
+      <w:r>
+        <w:t>activo: 1}&gt;,  #1</w:t>
       </w:r>
     </w:p>
     <w:p>
@@ -1422,8 +2765,13 @@
         <w:pStyle w:val="Prrafodelista"/>
         <w:ind w:left="2868"/>
       </w:pPr>
-      <w:r>
-        <w:t>&lt;{eliminado: 0}&gt;, #0</w:t>
+      <w:proofErr w:type="gramStart"/>
+      <w:r>
+        <w:t>&lt;{</w:t>
+      </w:r>
+      <w:proofErr w:type="gramEnd"/>
+      <w:r>
+        <w:t>eliminado: 0}&gt;, #0</w:t>
       </w:r>
     </w:p>
     <w:p>
@@ -1431,8 +2779,26 @@
         <w:pStyle w:val="Prrafodelista"/>
         <w:ind w:left="2868"/>
       </w:pPr>
-      <w:r>
-        <w:t>&lt;{fecha_creacion: current_timestamp()}&gt;,</w:t>
+      <w:proofErr w:type="gramStart"/>
+      <w:r>
+        <w:t>&lt;{</w:t>
+      </w:r>
+      <w:proofErr w:type="spellStart"/>
+      <w:proofErr w:type="gramEnd"/>
+      <w:r>
+        <w:t>fecha_creacion</w:t>
+      </w:r>
+      <w:proofErr w:type="spellEnd"/>
+      <w:r>
+        <w:t xml:space="preserve">: </w:t>
+      </w:r>
+      <w:proofErr w:type="spellStart"/>
+      <w:r>
+        <w:t>current_timestamp</w:t>
+      </w:r>
+      <w:proofErr w:type="spellEnd"/>
+      <w:r>
+        <w:t>()}&gt;,</w:t>
       </w:r>
     </w:p>
     <w:p>
@@ -1440,8 +2806,26 @@
         <w:pStyle w:val="Prrafodelista"/>
         <w:ind w:left="2868"/>
       </w:pPr>
-      <w:r>
-        <w:t>&lt;{fecha_actualizacion: current_timestamp()}&gt;);</w:t>
+      <w:proofErr w:type="gramStart"/>
+      <w:r>
+        <w:t>&lt;{</w:t>
+      </w:r>
+      <w:proofErr w:type="spellStart"/>
+      <w:proofErr w:type="gramEnd"/>
+      <w:r>
+        <w:t>fecha_actualizacion</w:t>
+      </w:r>
+      <w:proofErr w:type="spellEnd"/>
+      <w:r>
+        <w:t xml:space="preserve">: </w:t>
+      </w:r>
+      <w:proofErr w:type="spellStart"/>
+      <w:r>
+        <w:t>current_timestamp</w:t>
+      </w:r>
+      <w:proofErr w:type="spellEnd"/>
+      <w:r>
+        <w:t>()}&gt;);</w:t>
       </w:r>
     </w:p>
     <w:p>
@@ -1533,10 +2917,7 @@
         </w:numPr>
       </w:pPr>
       <w:r>
-        <w:t>Se escogen de menor a mayor por rendimiento</w:t>
-      </w:r>
-      <w:r>
-        <w:t xml:space="preserve">. </w:t>
+        <w:t xml:space="preserve">Se escogen de menor a mayor por rendimiento. </w:t>
       </w:r>
     </w:p>
     <w:p>
@@ -1548,13 +2929,757 @@
         </w:numPr>
       </w:pPr>
       <w:r>
-        <w:t>Se escoge la de menor rendimiento y se ejecuta la venta de acuerdo a los lineamientos previamente establecidos en los puntos 1.1 y 1.2. Si después de la venta todavía queda una parte del la inversión original por vender, se intenta hacer lo mismo con la siguiente.</w:t>
+        <w:t xml:space="preserve">Se escoge la de menor rendimiento y se ejecuta la venta de acuerdo a los lineamientos previamente establecidos en los puntos 1.1 y 1.2. Si después de la venta todavía queda una parte </w:t>
+      </w:r>
+      <w:proofErr w:type="spellStart"/>
+      <w:proofErr w:type="gramStart"/>
+      <w:r>
+        <w:t>del</w:t>
+      </w:r>
+      <w:proofErr w:type="spellEnd"/>
+      <w:r>
+        <w:t xml:space="preserve"> la inversión original</w:t>
+      </w:r>
+      <w:proofErr w:type="gramEnd"/>
+      <w:r>
+        <w:t xml:space="preserve"> por vender, se intenta hacer lo mismo con la siguiente.</w:t>
       </w:r>
     </w:p>
     <w:p>
       <w:pPr>
         <w:ind w:left="360"/>
       </w:pPr>
+    </w:p>
+    <w:p>
+      <w:pPr>
+        <w:ind w:left="360"/>
+      </w:pPr>
+    </w:p>
+    <w:p>
+      <w:pPr>
+        <w:ind w:left="360"/>
+      </w:pPr>
+    </w:p>
+    <w:p>
+      <w:pPr>
+        <w:ind w:left="360"/>
+      </w:pPr>
+    </w:p>
+    <w:p>
+      <w:pPr>
+        <w:ind w:left="360"/>
+      </w:pPr>
+    </w:p>
+    <w:p>
+      <w:pPr>
+        <w:ind w:left="360"/>
+      </w:pPr>
+      <w:r>
+        <w:lastRenderedPageBreak/>
+        <w:t>======== ==================</w:t>
+      </w:r>
+    </w:p>
+    <w:p>
+      <w:pPr>
+        <w:spacing w:after="0" w:line="240" w:lineRule="auto"/>
+      </w:pPr>
+      <w:r>
+        <w:t xml:space="preserve">Perfecto, el </w:t>
+      </w:r>
+      <w:proofErr w:type="spellStart"/>
+      <w:r>
+        <w:t>modulo</w:t>
+      </w:r>
+      <w:proofErr w:type="spellEnd"/>
+      <w:r>
+        <w:t xml:space="preserve"> de ventas totales está trabajando de acuerdo a lo esperado. </w:t>
+      </w:r>
+      <w:proofErr w:type="spellStart"/>
+      <w:r>
+        <w:t>VAmos</w:t>
+      </w:r>
+      <w:proofErr w:type="spellEnd"/>
+      <w:r>
+        <w:t xml:space="preserve"> ahora a trabajar en el módulo de Ventas parciales. Esto es cuando de un instrumento tengo una sola inversión y de esa inversión quiero vender solo una parte. </w:t>
+      </w:r>
+      <w:proofErr w:type="gramStart"/>
+      <w:r>
+        <w:t>Recuerdas cual es la lógica que se debe seguir?</w:t>
+      </w:r>
+      <w:proofErr w:type="gramEnd"/>
+    </w:p>
+    <w:p>
+      <w:pPr>
+        <w:spacing w:after="0" w:line="240" w:lineRule="auto"/>
+      </w:pPr>
+      <w:r>
+        <w:t>11:33 AM</w:t>
+      </w:r>
+    </w:p>
+    <w:p>
+      <w:pPr>
+        <w:spacing w:after="0" w:line="240" w:lineRule="auto"/>
+      </w:pPr>
+      <w:r>
+        <w:t>La lógica para procesar una </w:t>
+      </w:r>
+      <w:r>
+        <w:rPr>
+          <w:b/>
+          <w:bCs/>
+        </w:rPr>
+        <w:t>venta parcial</w:t>
+      </w:r>
+      <w:r>
+        <w:t xml:space="preserve"> de una inversión individual está implementada en el </w:t>
+      </w:r>
+      <w:proofErr w:type="spellStart"/>
+      <w:r>
+        <w:t>backend</w:t>
+      </w:r>
+      <w:proofErr w:type="spellEnd"/>
+      <w:r>
+        <w:t xml:space="preserve"> en el método </w:t>
+      </w:r>
+      <w:proofErr w:type="spellStart"/>
+      <w:r>
+        <w:t>procesarVentaParcialInversion</w:t>
+      </w:r>
+      <w:proofErr w:type="spellEnd"/>
+      <w:r>
+        <w:t> y sigue estos pasos estructurados:</w:t>
+      </w:r>
+    </w:p>
+    <w:p>
+      <w:pPr>
+        <w:spacing w:after="0" w:line="240" w:lineRule="auto"/>
+        <w:rPr>
+          <w:b/>
+          <w:bCs/>
+          <w:color w:val="FF0000"/>
+        </w:rPr>
+      </w:pPr>
+    </w:p>
+    <w:p>
+      <w:pPr>
+        <w:spacing w:after="0" w:line="240" w:lineRule="auto"/>
+        <w:rPr>
+          <w:b/>
+          <w:bCs/>
+          <w:color w:val="FF0000"/>
+        </w:rPr>
+      </w:pPr>
+      <w:r>
+        <w:rPr>
+          <w:b/>
+          <w:bCs/>
+          <w:color w:val="FF0000"/>
+        </w:rPr>
+        <w:t>1. Prorrateo de Valores Financieros</w:t>
+      </w:r>
+    </w:p>
+    <w:p>
+      <w:pPr>
+        <w:spacing w:after="0" w:line="240" w:lineRule="auto"/>
+      </w:pPr>
+      <w:r>
+        <w:t>Se calcula la proporción vendida respecto al nominal total ($factor = \</w:t>
+      </w:r>
+      <w:proofErr w:type="gramStart"/>
+      <w:r>
+        <w:t>frac{</w:t>
+      </w:r>
+      <w:proofErr w:type="spellStart"/>
+      <w:proofErr w:type="gramEnd"/>
+      <w:r>
+        <w:t>NominalSold</w:t>
+      </w:r>
+      <w:proofErr w:type="spellEnd"/>
+      <w:r>
+        <w:t>}{</w:t>
+      </w:r>
+      <w:proofErr w:type="spellStart"/>
+      <w:r>
+        <w:t>NominalTotal</w:t>
+      </w:r>
+      <w:proofErr w:type="spellEnd"/>
+      <w:r>
+        <w:t>}$) y se prorratean de manera proporcional:</w:t>
+      </w:r>
+    </w:p>
+    <w:p>
+      <w:pPr>
+        <w:numPr>
+          <w:ilvl w:val="0"/>
+          <w:numId w:val="18"/>
+        </w:numPr>
+        <w:spacing w:after="0" w:line="240" w:lineRule="auto"/>
+      </w:pPr>
+      <w:r>
+        <w:t>La comisión del operador.</w:t>
+      </w:r>
+    </w:p>
+    <w:p>
+      <w:pPr>
+        <w:numPr>
+          <w:ilvl w:val="0"/>
+          <w:numId w:val="18"/>
+        </w:numPr>
+        <w:spacing w:after="0" w:line="240" w:lineRule="auto"/>
+      </w:pPr>
+      <w:r>
+        <w:t>La comisión de la bolsa.</w:t>
+      </w:r>
+    </w:p>
+    <w:p>
+      <w:pPr>
+        <w:numPr>
+          <w:ilvl w:val="0"/>
+          <w:numId w:val="18"/>
+        </w:numPr>
+        <w:spacing w:after="0" w:line="240" w:lineRule="auto"/>
+      </w:pPr>
+      <w:r>
+        <w:t>Las retenciones.</w:t>
+      </w:r>
+    </w:p>
+    <w:p>
+      <w:pPr>
+        <w:numPr>
+          <w:ilvl w:val="0"/>
+          <w:numId w:val="18"/>
+        </w:numPr>
+        <w:spacing w:after="0" w:line="240" w:lineRule="auto"/>
+      </w:pPr>
+      <w:r>
+        <w:t>El interés previo.</w:t>
+      </w:r>
+    </w:p>
+    <w:p>
+      <w:pPr>
+        <w:spacing w:after="0" w:line="240" w:lineRule="auto"/>
+        <w:rPr>
+          <w:b/>
+          <w:bCs/>
+          <w:color w:val="FF0000"/>
+        </w:rPr>
+      </w:pPr>
+      <w:r>
+        <w:rPr>
+          <w:b/>
+          <w:bCs/>
+          <w:color w:val="FF0000"/>
+        </w:rPr>
+        <w:t>2. Inactivación de la Inversión Original</w:t>
+      </w:r>
+    </w:p>
+    <w:p>
+      <w:pPr>
+        <w:numPr>
+          <w:ilvl w:val="0"/>
+          <w:numId w:val="19"/>
+        </w:numPr>
+        <w:spacing w:after="0" w:line="240" w:lineRule="auto"/>
+      </w:pPr>
+      <w:r>
+        <w:rPr>
+          <w:b/>
+          <w:bCs/>
+        </w:rPr>
+        <w:t>Estado:</w:t>
+      </w:r>
+      <w:r>
+        <w:t> Se cambia el estado de la inversión original a VENDIDA_TOTAL (activo = false).</w:t>
+      </w:r>
+    </w:p>
+    <w:p>
+      <w:pPr>
+        <w:numPr>
+          <w:ilvl w:val="0"/>
+          <w:numId w:val="19"/>
+        </w:numPr>
+        <w:spacing w:after="0" w:line="240" w:lineRule="auto"/>
+      </w:pPr>
+      <w:r>
+        <w:rPr>
+          <w:b/>
+          <w:bCs/>
+        </w:rPr>
+        <w:t>Amortizaciones:</w:t>
+      </w:r>
+      <w:r>
+        <w:t> Se inactivan todas las amortizaciones futuras de esta inversión original (donde </w:t>
+      </w:r>
+      <w:proofErr w:type="spellStart"/>
+      <w:r>
+        <w:t>fecha_pago</w:t>
+      </w:r>
+      <w:proofErr w:type="spellEnd"/>
+      <w:r>
+        <w:t xml:space="preserve"> &gt;= </w:t>
+      </w:r>
+      <w:proofErr w:type="spellStart"/>
+      <w:r>
+        <w:t>fecha_venta</w:t>
+      </w:r>
+      <w:proofErr w:type="spellEnd"/>
+      <w:r>
+        <w:t>).</w:t>
+      </w:r>
+    </w:p>
+    <w:p>
+      <w:pPr>
+        <w:spacing w:after="0" w:line="240" w:lineRule="auto"/>
+        <w:rPr>
+          <w:b/>
+          <w:bCs/>
+          <w:color w:val="FF0000"/>
+        </w:rPr>
+      </w:pPr>
+      <w:r>
+        <w:rPr>
+          <w:b/>
+          <w:bCs/>
+          <w:color w:val="FF0000"/>
+        </w:rPr>
+        <w:t>3. Creación de las Dos Inversiones Derivadas</w:t>
+      </w:r>
+    </w:p>
+    <w:p>
+      <w:pPr>
+        <w:spacing w:after="0" w:line="240" w:lineRule="auto"/>
+      </w:pPr>
+      <w:r>
+        <w:t>Para mantener la trazabilidad y la contabilidad correcta, la inversión original se divide en dos nuevos registros independientes en la tabla </w:t>
+      </w:r>
+      <w:proofErr w:type="spellStart"/>
+      <w:r>
+        <w:t>inversion</w:t>
+      </w:r>
+      <w:proofErr w:type="spellEnd"/>
+      <w:r>
+        <w:t>:</w:t>
+      </w:r>
+    </w:p>
+    <w:p>
+      <w:pPr>
+        <w:numPr>
+          <w:ilvl w:val="0"/>
+          <w:numId w:val="20"/>
+        </w:numPr>
+        <w:spacing w:after="0" w:line="240" w:lineRule="auto"/>
+      </w:pPr>
+      <w:r>
+        <w:rPr>
+          <w:b/>
+          <w:bCs/>
+        </w:rPr>
+        <w:t>Parte Vendida ($</w:t>
+      </w:r>
+      <w:proofErr w:type="spellStart"/>
+      <w:r>
+        <w:rPr>
+          <w:b/>
+          <w:bCs/>
+        </w:rPr>
+        <w:t>PorcentajeVendido</w:t>
+      </w:r>
+      <w:proofErr w:type="spellEnd"/>
+      <w:r>
+        <w:rPr>
+          <w:b/>
+          <w:bCs/>
+        </w:rPr>
+        <w:t>%$):</w:t>
+      </w:r>
+    </w:p>
+    <w:p>
+      <w:pPr>
+        <w:numPr>
+          <w:ilvl w:val="1"/>
+          <w:numId w:val="20"/>
+        </w:numPr>
+        <w:spacing w:after="0" w:line="240" w:lineRule="auto"/>
+      </w:pPr>
+      <w:r>
+        <w:t>Se crea una copia con los montos (nominal, efectivo, capital invertido, comisiones de compra, etc.) multiplicados por el porcentaje vendido.</w:t>
+      </w:r>
+    </w:p>
+    <w:p>
+      <w:pPr>
+        <w:numPr>
+          <w:ilvl w:val="1"/>
+          <w:numId w:val="20"/>
+        </w:numPr>
+        <w:spacing w:after="0" w:line="240" w:lineRule="auto"/>
+      </w:pPr>
+      <w:r>
+        <w:t>Su estado es VENDIDA_TOTAL y activo = false.</w:t>
+      </w:r>
+    </w:p>
+    <w:p>
+      <w:pPr>
+        <w:numPr>
+          <w:ilvl w:val="0"/>
+          <w:numId w:val="20"/>
+        </w:numPr>
+        <w:spacing w:after="0" w:line="240" w:lineRule="auto"/>
+      </w:pPr>
+      <w:r>
+        <w:rPr>
+          <w:b/>
+          <w:bCs/>
+        </w:rPr>
+        <w:t xml:space="preserve">Parte Remanente ($100 - </w:t>
+      </w:r>
+      <w:proofErr w:type="spellStart"/>
+      <w:r>
+        <w:rPr>
+          <w:b/>
+          <w:bCs/>
+        </w:rPr>
+        <w:t>PorcentajeVendido</w:t>
+      </w:r>
+      <w:proofErr w:type="spellEnd"/>
+      <w:r>
+        <w:rPr>
+          <w:b/>
+          <w:bCs/>
+        </w:rPr>
+        <w:t>%$):</w:t>
+      </w:r>
+    </w:p>
+    <w:p>
+      <w:pPr>
+        <w:numPr>
+          <w:ilvl w:val="1"/>
+          <w:numId w:val="20"/>
+        </w:numPr>
+        <w:spacing w:after="0" w:line="240" w:lineRule="auto"/>
+      </w:pPr>
+      <w:r>
+        <w:t>Se crea otra copia con los montos multiplicados por el porcentaje restante.</w:t>
+      </w:r>
+    </w:p>
+    <w:p>
+      <w:pPr>
+        <w:numPr>
+          <w:ilvl w:val="1"/>
+          <w:numId w:val="20"/>
+        </w:numPr>
+        <w:spacing w:after="0" w:line="240" w:lineRule="auto"/>
+      </w:pPr>
+      <w:r>
+        <w:t>Su estado es ACTIVA y activo = true (esta es la parte de la inversión que sigue generando rendimientos para el usuario).</w:t>
+      </w:r>
+    </w:p>
+    <w:p>
+      <w:pPr>
+        <w:spacing w:after="0" w:line="240" w:lineRule="auto"/>
+        <w:rPr>
+          <w:b/>
+          <w:bCs/>
+          <w:color w:val="FF0000"/>
+        </w:rPr>
+      </w:pPr>
+      <w:r>
+        <w:rPr>
+          <w:b/>
+          <w:bCs/>
+          <w:color w:val="FF0000"/>
+        </w:rPr>
+        <w:t>4. Reasignación de Amortizaciones para el Remanente</w:t>
+      </w:r>
+    </w:p>
+    <w:p>
+      <w:pPr>
+        <w:numPr>
+          <w:ilvl w:val="0"/>
+          <w:numId w:val="21"/>
+        </w:numPr>
+        <w:spacing w:after="0" w:line="240" w:lineRule="auto"/>
+      </w:pPr>
+      <w:r>
+        <w:t>Se duplican las amortizaciones de la inversión original hacia la nueva </w:t>
+      </w:r>
+      <w:r>
+        <w:rPr>
+          <w:b/>
+          <w:bCs/>
+        </w:rPr>
+        <w:t>inversión remanente</w:t>
+      </w:r>
+      <w:r>
+        <w:t>.</w:t>
+      </w:r>
+    </w:p>
+    <w:p>
+      <w:pPr>
+        <w:numPr>
+          <w:ilvl w:val="0"/>
+          <w:numId w:val="21"/>
+        </w:numPr>
+        <w:spacing w:after="0" w:line="240" w:lineRule="auto"/>
+      </w:pPr>
+      <w:r>
+        <w:t xml:space="preserve">Sus valores de interés, capital, retención y totales se multiplican proporcionalmente por el porcentaje del remanente ($100 - </w:t>
+      </w:r>
+      <w:proofErr w:type="spellStart"/>
+      <w:r>
+        <w:t>PorcentajeVendido</w:t>
+      </w:r>
+      <w:proofErr w:type="spellEnd"/>
+      <w:r>
+        <w:t>%$).</w:t>
+      </w:r>
+    </w:p>
+    <w:p>
+      <w:pPr>
+        <w:spacing w:after="0" w:line="240" w:lineRule="auto"/>
+        <w:ind w:left="360"/>
+        <w:rPr>
+          <w:b/>
+          <w:bCs/>
+          <w:color w:val="FF0000"/>
+        </w:rPr>
+      </w:pPr>
+      <w:r>
+        <w:rPr>
+          <w:b/>
+          <w:bCs/>
+          <w:color w:val="FF0000"/>
+        </w:rPr>
+        <w:t>5. Registro de la Venta y Movimiento de Capital</w:t>
+      </w:r>
+    </w:p>
+    <w:p>
+      <w:pPr>
+        <w:numPr>
+          <w:ilvl w:val="0"/>
+          <w:numId w:val="22"/>
+        </w:numPr>
+        <w:spacing w:after="0" w:line="240" w:lineRule="auto"/>
+      </w:pPr>
+      <w:r>
+        <w:rPr>
+          <w:b/>
+          <w:bCs/>
+        </w:rPr>
+        <w:t>Venta:</w:t>
+      </w:r>
+      <w:r>
+        <w:t> Se crea un registro en </w:t>
+      </w:r>
+      <w:proofErr w:type="spellStart"/>
+      <w:r>
+        <w:t>venta_inversion</w:t>
+      </w:r>
+      <w:proofErr w:type="spellEnd"/>
+      <w:r>
+        <w:t> asociado a la </w:t>
+      </w:r>
+      <w:r>
+        <w:rPr>
+          <w:b/>
+          <w:bCs/>
+        </w:rPr>
+        <w:t>Parte Vendida</w:t>
+      </w:r>
+      <w:r>
+        <w:t> con los montos prorrateados y las fórmulas de utilidad y el nuevo cálculo de </w:t>
+      </w:r>
+      <w:proofErr w:type="spellStart"/>
+      <w:r>
+        <w:t>valor_recibido</w:t>
+      </w:r>
+      <w:proofErr w:type="spellEnd"/>
+      <w:r>
+        <w:t>.</w:t>
+      </w:r>
+    </w:p>
+    <w:p>
+      <w:pPr>
+        <w:numPr>
+          <w:ilvl w:val="0"/>
+          <w:numId w:val="22"/>
+        </w:numPr>
+        <w:spacing w:after="0" w:line="240" w:lineRule="auto"/>
+      </w:pPr>
+      <w:r>
+        <w:rPr>
+          <w:b/>
+          <w:bCs/>
+        </w:rPr>
+        <w:t>Movimiento de Capital:</w:t>
+      </w:r>
+      <w:r>
+        <w:t> Se crea un registro en </w:t>
+      </w:r>
+      <w:proofErr w:type="spellStart"/>
+      <w:r>
+        <w:t>movimiento_capital</w:t>
+      </w:r>
+      <w:proofErr w:type="spellEnd"/>
+      <w:r>
+        <w:t> con el monto establecido en </w:t>
+      </w:r>
+      <w:proofErr w:type="spellStart"/>
+      <w:r>
+        <w:t>valor_recibido</w:t>
+      </w:r>
+      <w:proofErr w:type="spellEnd"/>
+      <w:r>
+        <w:t>.</w:t>
+      </w:r>
+    </w:p>
+    <w:p>
+      <w:pPr>
+        <w:spacing w:after="0" w:line="240" w:lineRule="auto"/>
+        <w:ind w:left="360"/>
+        <w:rPr>
+          <w:b/>
+          <w:bCs/>
+          <w:color w:val="FF0000"/>
+        </w:rPr>
+      </w:pPr>
+      <w:r>
+        <w:rPr>
+          <w:b/>
+          <w:bCs/>
+          <w:color w:val="FF0000"/>
+        </w:rPr>
+        <w:t>6. Relaciones de Trazabilidad</w:t>
+      </w:r>
+    </w:p>
+    <w:p>
+      <w:pPr>
+        <w:spacing w:after="0" w:line="240" w:lineRule="auto"/>
+      </w:pPr>
+      <w:r>
+        <w:t>Se crean dos registros en la tabla </w:t>
+      </w:r>
+      <w:proofErr w:type="spellStart"/>
+      <w:r>
+        <w:t>inversion_relacion_venta</w:t>
+      </w:r>
+      <w:proofErr w:type="spellEnd"/>
+      <w:r>
+        <w:t> que mapean cómo se originaron las dos nuevas inversiones a partir de la original:</w:t>
+      </w:r>
+    </w:p>
+    <w:p>
+      <w:pPr>
+        <w:numPr>
+          <w:ilvl w:val="0"/>
+          <w:numId w:val="23"/>
+        </w:numPr>
+        <w:spacing w:after="0" w:line="240" w:lineRule="auto"/>
+      </w:pPr>
+      <w:r>
+        <w:t>Una relación de tipo PARTE_VENDIDA apuntando a la inversión vendida.</w:t>
+      </w:r>
+    </w:p>
+    <w:p>
+      <w:pPr>
+        <w:numPr>
+          <w:ilvl w:val="0"/>
+          <w:numId w:val="23"/>
+        </w:numPr>
+        <w:spacing w:after="0" w:line="240" w:lineRule="auto"/>
+      </w:pPr>
+      <w:r>
+        <w:t>Una relación de tipo PARTE_REMANENTE apuntando a la inversión remanente.</w:t>
+      </w:r>
+    </w:p>
+    <w:p>
+      <w:pPr>
+        <w:spacing w:after="0" w:line="240" w:lineRule="auto"/>
+      </w:pPr>
+      <w:r>
+        <w:pict w14:anchorId="78E6CC1C">
+          <v:rect id="_x0000_i1025" style="width:471pt;height:.75pt" o:hrpct="0" o:hralign="center" o:hrstd="t" o:hr="t" fillcolor="#a0a0a0" stroked="f"/>
+        </w:pict>
+      </w:r>
+    </w:p>
+    <w:p>
+      <w:pPr>
+        <w:spacing w:after="0" w:line="240" w:lineRule="auto"/>
+      </w:pPr>
+      <w:r>
+        <w:t>¿Es esta la lógica exacta que deseas mantener o hay algún ajuste que debamos aplicar a este flujo (por ejemplo, en cómo se dividen las amortizaciones, comisiones o en la interfaz gráfica)?</w:t>
+      </w:r>
+    </w:p>
+    <w:p>
+      <w:pPr>
+        <w:spacing w:after="0" w:line="240" w:lineRule="auto"/>
+      </w:pPr>
+    </w:p>
+    <w:p/>
+    <w:p>
+      <w:r>
+        <w:t>===== ======================</w:t>
+      </w:r>
+    </w:p>
+    <w:p>
+      <w:r>
+        <w:t>Creo que conviene hacer el siguiente ajuste</w:t>
+      </w:r>
+      <w:r>
+        <w:t>:</w:t>
+      </w:r>
+    </w:p>
+    <w:p>
+      <w:r>
+        <w:lastRenderedPageBreak/>
+        <w:t xml:space="preserve">Las cuotas de la tabla de amortización original deben marcarse el campo </w:t>
+      </w:r>
+      <w:proofErr w:type="spellStart"/>
+      <w:r>
+        <w:t>id_estado_amortizacion</w:t>
+      </w:r>
+      <w:proofErr w:type="spellEnd"/>
+      <w:r>
+        <w:t xml:space="preserve"> con un código 137 que significa “</w:t>
+      </w:r>
+      <w:r>
+        <w:t>Anulada por venta parcial</w:t>
+      </w:r>
+      <w:r>
+        <w:t>”.</w:t>
+      </w:r>
+    </w:p>
+    <w:p>
+      <w:r>
+        <w:t xml:space="preserve">Se crean en su lugar dos tablas </w:t>
+      </w:r>
+      <w:r>
+        <w:t xml:space="preserve">de amortización </w:t>
+      </w:r>
+      <w:r>
+        <w:t>con los valores prorrateados</w:t>
+      </w:r>
+      <w:r>
+        <w:t>, una asociada a la parte vendida y otra a la parte remanente.</w:t>
+      </w:r>
+    </w:p>
+    <w:p>
+      <w:r>
+        <w:t>La tabla de amortización asociada a la parte vendida inicia a partir de la primera cuota de la inversión original y terminan en la cuota cuya fecha de pago es menor o igual a la fecha de venta de la inversión. Los estados de las cuotas serán iguales a los de la tabla de amortización original.</w:t>
+      </w:r>
+    </w:p>
+    <w:p>
+      <w:r>
+        <w:t xml:space="preserve">La tabla de amortización asociada a la parte remanente inicia a </w:t>
+      </w:r>
+      <w:r>
+        <w:t>partir de la primera cuota de la inversión original</w:t>
+      </w:r>
+      <w:r>
+        <w:t xml:space="preserve"> y finaliza a la fecha de vencimiento de la inversión, es decir en la fecha de la última cuota de la inversión original. </w:t>
+      </w:r>
+      <w:r>
+        <w:t>Los estados de las cuotas serán iguales a los de la tabla de amortización original.</w:t>
+      </w:r>
     </w:p>
     <w:p/>
     <w:sectPr>
@@ -2122,6 +4247,304 @@
     </w:lvl>
   </w:abstractNum>
   <w:abstractNum w:abstractNumId="6" w15:restartNumberingAfterBreak="0">
+    <w:nsid w:val="32AD47F6"/>
+    <w:multiLevelType w:val="multilevel"/>
+    <w:tmpl w:val="B77ECA3C"/>
+    <w:lvl w:ilvl="0">
+      <w:start w:val="1"/>
+      <w:numFmt w:val="bullet"/>
+      <w:lvlText w:val=""/>
+      <w:lvlJc w:val="left"/>
+      <w:pPr>
+        <w:tabs>
+          <w:tab w:val="num" w:pos="720"/>
+        </w:tabs>
+        <w:ind w:left="720" w:hanging="360"/>
+      </w:pPr>
+      <w:rPr>
+        <w:rFonts w:ascii="Symbol" w:hAnsi="Symbol" w:hint="default"/>
+        <w:sz w:val="20"/>
+      </w:rPr>
+    </w:lvl>
+    <w:lvl w:ilvl="1" w:tentative="1">
+      <w:start w:val="1"/>
+      <w:numFmt w:val="bullet"/>
+      <w:lvlText w:val=""/>
+      <w:lvlJc w:val="left"/>
+      <w:pPr>
+        <w:tabs>
+          <w:tab w:val="num" w:pos="1440"/>
+        </w:tabs>
+        <w:ind w:left="1440" w:hanging="360"/>
+      </w:pPr>
+      <w:rPr>
+        <w:rFonts w:ascii="Symbol" w:hAnsi="Symbol" w:hint="default"/>
+        <w:sz w:val="20"/>
+      </w:rPr>
+    </w:lvl>
+    <w:lvl w:ilvl="2" w:tentative="1">
+      <w:start w:val="1"/>
+      <w:numFmt w:val="bullet"/>
+      <w:lvlText w:val=""/>
+      <w:lvlJc w:val="left"/>
+      <w:pPr>
+        <w:tabs>
+          <w:tab w:val="num" w:pos="2160"/>
+        </w:tabs>
+        <w:ind w:left="2160" w:hanging="360"/>
+      </w:pPr>
+      <w:rPr>
+        <w:rFonts w:ascii="Symbol" w:hAnsi="Symbol" w:hint="default"/>
+        <w:sz w:val="20"/>
+      </w:rPr>
+    </w:lvl>
+    <w:lvl w:ilvl="3" w:tentative="1">
+      <w:start w:val="1"/>
+      <w:numFmt w:val="bullet"/>
+      <w:lvlText w:val=""/>
+      <w:lvlJc w:val="left"/>
+      <w:pPr>
+        <w:tabs>
+          <w:tab w:val="num" w:pos="2880"/>
+        </w:tabs>
+        <w:ind w:left="2880" w:hanging="360"/>
+      </w:pPr>
+      <w:rPr>
+        <w:rFonts w:ascii="Symbol" w:hAnsi="Symbol" w:hint="default"/>
+        <w:sz w:val="20"/>
+      </w:rPr>
+    </w:lvl>
+    <w:lvl w:ilvl="4" w:tentative="1">
+      <w:start w:val="1"/>
+      <w:numFmt w:val="bullet"/>
+      <w:lvlText w:val=""/>
+      <w:lvlJc w:val="left"/>
+      <w:pPr>
+        <w:tabs>
+          <w:tab w:val="num" w:pos="3600"/>
+        </w:tabs>
+        <w:ind w:left="3600" w:hanging="360"/>
+      </w:pPr>
+      <w:rPr>
+        <w:rFonts w:ascii="Symbol" w:hAnsi="Symbol" w:hint="default"/>
+        <w:sz w:val="20"/>
+      </w:rPr>
+    </w:lvl>
+    <w:lvl w:ilvl="5" w:tentative="1">
+      <w:start w:val="1"/>
+      <w:numFmt w:val="bullet"/>
+      <w:lvlText w:val=""/>
+      <w:lvlJc w:val="left"/>
+      <w:pPr>
+        <w:tabs>
+          <w:tab w:val="num" w:pos="4320"/>
+        </w:tabs>
+        <w:ind w:left="4320" w:hanging="360"/>
+      </w:pPr>
+      <w:rPr>
+        <w:rFonts w:ascii="Symbol" w:hAnsi="Symbol" w:hint="default"/>
+        <w:sz w:val="20"/>
+      </w:rPr>
+    </w:lvl>
+    <w:lvl w:ilvl="6" w:tentative="1">
+      <w:start w:val="1"/>
+      <w:numFmt w:val="bullet"/>
+      <w:lvlText w:val=""/>
+      <w:lvlJc w:val="left"/>
+      <w:pPr>
+        <w:tabs>
+          <w:tab w:val="num" w:pos="5040"/>
+        </w:tabs>
+        <w:ind w:left="5040" w:hanging="360"/>
+      </w:pPr>
+      <w:rPr>
+        <w:rFonts w:ascii="Symbol" w:hAnsi="Symbol" w:hint="default"/>
+        <w:sz w:val="20"/>
+      </w:rPr>
+    </w:lvl>
+    <w:lvl w:ilvl="7" w:tentative="1">
+      <w:start w:val="1"/>
+      <w:numFmt w:val="bullet"/>
+      <w:lvlText w:val=""/>
+      <w:lvlJc w:val="left"/>
+      <w:pPr>
+        <w:tabs>
+          <w:tab w:val="num" w:pos="5760"/>
+        </w:tabs>
+        <w:ind w:left="5760" w:hanging="360"/>
+      </w:pPr>
+      <w:rPr>
+        <w:rFonts w:ascii="Symbol" w:hAnsi="Symbol" w:hint="default"/>
+        <w:sz w:val="20"/>
+      </w:rPr>
+    </w:lvl>
+    <w:lvl w:ilvl="8" w:tentative="1">
+      <w:start w:val="1"/>
+      <w:numFmt w:val="bullet"/>
+      <w:lvlText w:val=""/>
+      <w:lvlJc w:val="left"/>
+      <w:pPr>
+        <w:tabs>
+          <w:tab w:val="num" w:pos="6480"/>
+        </w:tabs>
+        <w:ind w:left="6480" w:hanging="360"/>
+      </w:pPr>
+      <w:rPr>
+        <w:rFonts w:ascii="Symbol" w:hAnsi="Symbol" w:hint="default"/>
+        <w:sz w:val="20"/>
+      </w:rPr>
+    </w:lvl>
+  </w:abstractNum>
+  <w:abstractNum w:abstractNumId="7" w15:restartNumberingAfterBreak="0">
+    <w:nsid w:val="33CB2155"/>
+    <w:multiLevelType w:val="multilevel"/>
+    <w:tmpl w:val="DAEC46D6"/>
+    <w:lvl w:ilvl="0">
+      <w:start w:val="1"/>
+      <w:numFmt w:val="bullet"/>
+      <w:lvlText w:val=""/>
+      <w:lvlJc w:val="left"/>
+      <w:pPr>
+        <w:tabs>
+          <w:tab w:val="num" w:pos="720"/>
+        </w:tabs>
+        <w:ind w:left="720" w:hanging="360"/>
+      </w:pPr>
+      <w:rPr>
+        <w:rFonts w:ascii="Symbol" w:hAnsi="Symbol" w:hint="default"/>
+        <w:sz w:val="20"/>
+      </w:rPr>
+    </w:lvl>
+    <w:lvl w:ilvl="1" w:tentative="1">
+      <w:start w:val="1"/>
+      <w:numFmt w:val="bullet"/>
+      <w:lvlText w:val=""/>
+      <w:lvlJc w:val="left"/>
+      <w:pPr>
+        <w:tabs>
+          <w:tab w:val="num" w:pos="1440"/>
+        </w:tabs>
+        <w:ind w:left="1440" w:hanging="360"/>
+      </w:pPr>
+      <w:rPr>
+        <w:rFonts w:ascii="Symbol" w:hAnsi="Symbol" w:hint="default"/>
+        <w:sz w:val="20"/>
+      </w:rPr>
+    </w:lvl>
+    <w:lvl w:ilvl="2" w:tentative="1">
+      <w:start w:val="1"/>
+      <w:numFmt w:val="bullet"/>
+      <w:lvlText w:val=""/>
+      <w:lvlJc w:val="left"/>
+      <w:pPr>
+        <w:tabs>
+          <w:tab w:val="num" w:pos="2160"/>
+        </w:tabs>
+        <w:ind w:left="2160" w:hanging="360"/>
+      </w:pPr>
+      <w:rPr>
+        <w:rFonts w:ascii="Symbol" w:hAnsi="Symbol" w:hint="default"/>
+        <w:sz w:val="20"/>
+      </w:rPr>
+    </w:lvl>
+    <w:lvl w:ilvl="3" w:tentative="1">
+      <w:start w:val="1"/>
+      <w:numFmt w:val="bullet"/>
+      <w:lvlText w:val=""/>
+      <w:lvlJc w:val="left"/>
+      <w:pPr>
+        <w:tabs>
+          <w:tab w:val="num" w:pos="2880"/>
+        </w:tabs>
+        <w:ind w:left="2880" w:hanging="360"/>
+      </w:pPr>
+      <w:rPr>
+        <w:rFonts w:ascii="Symbol" w:hAnsi="Symbol" w:hint="default"/>
+        <w:sz w:val="20"/>
+      </w:rPr>
+    </w:lvl>
+    <w:lvl w:ilvl="4" w:tentative="1">
+      <w:start w:val="1"/>
+      <w:numFmt w:val="bullet"/>
+      <w:lvlText w:val=""/>
+      <w:lvlJc w:val="left"/>
+      <w:pPr>
+        <w:tabs>
+          <w:tab w:val="num" w:pos="3600"/>
+        </w:tabs>
+        <w:ind w:left="3600" w:hanging="360"/>
+      </w:pPr>
+      <w:rPr>
+        <w:rFonts w:ascii="Symbol" w:hAnsi="Symbol" w:hint="default"/>
+        <w:sz w:val="20"/>
+      </w:rPr>
+    </w:lvl>
+    <w:lvl w:ilvl="5" w:tentative="1">
+      <w:start w:val="1"/>
+      <w:numFmt w:val="bullet"/>
+      <w:lvlText w:val=""/>
+      <w:lvlJc w:val="left"/>
+      <w:pPr>
+        <w:tabs>
+          <w:tab w:val="num" w:pos="4320"/>
+        </w:tabs>
+        <w:ind w:left="4320" w:hanging="360"/>
+      </w:pPr>
+      <w:rPr>
+        <w:rFonts w:ascii="Symbol" w:hAnsi="Symbol" w:hint="default"/>
+        <w:sz w:val="20"/>
+      </w:rPr>
+    </w:lvl>
+    <w:lvl w:ilvl="6" w:tentative="1">
+      <w:start w:val="1"/>
+      <w:numFmt w:val="bullet"/>
+      <w:lvlText w:val=""/>
+      <w:lvlJc w:val="left"/>
+      <w:pPr>
+        <w:tabs>
+          <w:tab w:val="num" w:pos="5040"/>
+        </w:tabs>
+        <w:ind w:left="5040" w:hanging="360"/>
+      </w:pPr>
+      <w:rPr>
+        <w:rFonts w:ascii="Symbol" w:hAnsi="Symbol" w:hint="default"/>
+        <w:sz w:val="20"/>
+      </w:rPr>
+    </w:lvl>
+    <w:lvl w:ilvl="7" w:tentative="1">
+      <w:start w:val="1"/>
+      <w:numFmt w:val="bullet"/>
+      <w:lvlText w:val=""/>
+      <w:lvlJc w:val="left"/>
+      <w:pPr>
+        <w:tabs>
+          <w:tab w:val="num" w:pos="5760"/>
+        </w:tabs>
+        <w:ind w:left="5760" w:hanging="360"/>
+      </w:pPr>
+      <w:rPr>
+        <w:rFonts w:ascii="Symbol" w:hAnsi="Symbol" w:hint="default"/>
+        <w:sz w:val="20"/>
+      </w:rPr>
+    </w:lvl>
+    <w:lvl w:ilvl="8" w:tentative="1">
+      <w:start w:val="1"/>
+      <w:numFmt w:val="bullet"/>
+      <w:lvlText w:val=""/>
+      <w:lvlJc w:val="left"/>
+      <w:pPr>
+        <w:tabs>
+          <w:tab w:val="num" w:pos="6480"/>
+        </w:tabs>
+        <w:ind w:left="6480" w:hanging="360"/>
+      </w:pPr>
+      <w:rPr>
+        <w:rFonts w:ascii="Symbol" w:hAnsi="Symbol" w:hint="default"/>
+        <w:sz w:val="20"/>
+      </w:rPr>
+    </w:lvl>
+  </w:abstractNum>
+  <w:abstractNum w:abstractNumId="8" w15:restartNumberingAfterBreak="0">
     <w:nsid w:val="3944229B"/>
     <w:multiLevelType w:val="multilevel"/>
     <w:tmpl w:val="B16CF786"/>
@@ -2234,7 +4657,156 @@
       </w:pPr>
     </w:lvl>
   </w:abstractNum>
-  <w:abstractNum w:abstractNumId="7" w15:restartNumberingAfterBreak="0">
+  <w:abstractNum w:abstractNumId="9" w15:restartNumberingAfterBreak="0">
+    <w:nsid w:val="3A325204"/>
+    <w:multiLevelType w:val="multilevel"/>
+    <w:tmpl w:val="580E67A2"/>
+    <w:lvl w:ilvl="0">
+      <w:start w:val="1"/>
+      <w:numFmt w:val="bullet"/>
+      <w:lvlText w:val=""/>
+      <w:lvlJc w:val="left"/>
+      <w:pPr>
+        <w:tabs>
+          <w:tab w:val="num" w:pos="720"/>
+        </w:tabs>
+        <w:ind w:left="720" w:hanging="360"/>
+      </w:pPr>
+      <w:rPr>
+        <w:rFonts w:ascii="Symbol" w:hAnsi="Symbol" w:hint="default"/>
+        <w:sz w:val="20"/>
+      </w:rPr>
+    </w:lvl>
+    <w:lvl w:ilvl="1" w:tentative="1">
+      <w:start w:val="1"/>
+      <w:numFmt w:val="bullet"/>
+      <w:lvlText w:val=""/>
+      <w:lvlJc w:val="left"/>
+      <w:pPr>
+        <w:tabs>
+          <w:tab w:val="num" w:pos="1440"/>
+        </w:tabs>
+        <w:ind w:left="1440" w:hanging="360"/>
+      </w:pPr>
+      <w:rPr>
+        <w:rFonts w:ascii="Symbol" w:hAnsi="Symbol" w:hint="default"/>
+        <w:sz w:val="20"/>
+      </w:rPr>
+    </w:lvl>
+    <w:lvl w:ilvl="2" w:tentative="1">
+      <w:start w:val="1"/>
+      <w:numFmt w:val="bullet"/>
+      <w:lvlText w:val=""/>
+      <w:lvlJc w:val="left"/>
+      <w:pPr>
+        <w:tabs>
+          <w:tab w:val="num" w:pos="2160"/>
+        </w:tabs>
+        <w:ind w:left="2160" w:hanging="360"/>
+      </w:pPr>
+      <w:rPr>
+        <w:rFonts w:ascii="Symbol" w:hAnsi="Symbol" w:hint="default"/>
+        <w:sz w:val="20"/>
+      </w:rPr>
+    </w:lvl>
+    <w:lvl w:ilvl="3" w:tentative="1">
+      <w:start w:val="1"/>
+      <w:numFmt w:val="bullet"/>
+      <w:lvlText w:val=""/>
+      <w:lvlJc w:val="left"/>
+      <w:pPr>
+        <w:tabs>
+          <w:tab w:val="num" w:pos="2880"/>
+        </w:tabs>
+        <w:ind w:left="2880" w:hanging="360"/>
+      </w:pPr>
+      <w:rPr>
+        <w:rFonts w:ascii="Symbol" w:hAnsi="Symbol" w:hint="default"/>
+        <w:sz w:val="20"/>
+      </w:rPr>
+    </w:lvl>
+    <w:lvl w:ilvl="4" w:tentative="1">
+      <w:start w:val="1"/>
+      <w:numFmt w:val="bullet"/>
+      <w:lvlText w:val=""/>
+      <w:lvlJc w:val="left"/>
+      <w:pPr>
+        <w:tabs>
+          <w:tab w:val="num" w:pos="3600"/>
+        </w:tabs>
+        <w:ind w:left="3600" w:hanging="360"/>
+      </w:pPr>
+      <w:rPr>
+        <w:rFonts w:ascii="Symbol" w:hAnsi="Symbol" w:hint="default"/>
+        <w:sz w:val="20"/>
+      </w:rPr>
+    </w:lvl>
+    <w:lvl w:ilvl="5" w:tentative="1">
+      <w:start w:val="1"/>
+      <w:numFmt w:val="bullet"/>
+      <w:lvlText w:val=""/>
+      <w:lvlJc w:val="left"/>
+      <w:pPr>
+        <w:tabs>
+          <w:tab w:val="num" w:pos="4320"/>
+        </w:tabs>
+        <w:ind w:left="4320" w:hanging="360"/>
+      </w:pPr>
+      <w:rPr>
+        <w:rFonts w:ascii="Symbol" w:hAnsi="Symbol" w:hint="default"/>
+        <w:sz w:val="20"/>
+      </w:rPr>
+    </w:lvl>
+    <w:lvl w:ilvl="6" w:tentative="1">
+      <w:start w:val="1"/>
+      <w:numFmt w:val="bullet"/>
+      <w:lvlText w:val=""/>
+      <w:lvlJc w:val="left"/>
+      <w:pPr>
+        <w:tabs>
+          <w:tab w:val="num" w:pos="5040"/>
+        </w:tabs>
+        <w:ind w:left="5040" w:hanging="360"/>
+      </w:pPr>
+      <w:rPr>
+        <w:rFonts w:ascii="Symbol" w:hAnsi="Symbol" w:hint="default"/>
+        <w:sz w:val="20"/>
+      </w:rPr>
+    </w:lvl>
+    <w:lvl w:ilvl="7" w:tentative="1">
+      <w:start w:val="1"/>
+      <w:numFmt w:val="bullet"/>
+      <w:lvlText w:val=""/>
+      <w:lvlJc w:val="left"/>
+      <w:pPr>
+        <w:tabs>
+          <w:tab w:val="num" w:pos="5760"/>
+        </w:tabs>
+        <w:ind w:left="5760" w:hanging="360"/>
+      </w:pPr>
+      <w:rPr>
+        <w:rFonts w:ascii="Symbol" w:hAnsi="Symbol" w:hint="default"/>
+        <w:sz w:val="20"/>
+      </w:rPr>
+    </w:lvl>
+    <w:lvl w:ilvl="8" w:tentative="1">
+      <w:start w:val="1"/>
+      <w:numFmt w:val="bullet"/>
+      <w:lvlText w:val=""/>
+      <w:lvlJc w:val="left"/>
+      <w:pPr>
+        <w:tabs>
+          <w:tab w:val="num" w:pos="6480"/>
+        </w:tabs>
+        <w:ind w:left="6480" w:hanging="360"/>
+      </w:pPr>
+      <w:rPr>
+        <w:rFonts w:ascii="Symbol" w:hAnsi="Symbol" w:hint="default"/>
+        <w:sz w:val="20"/>
+      </w:rPr>
+    </w:lvl>
+  </w:abstractNum>
+  <w:abstractNum w:abstractNumId="10" w15:restartNumberingAfterBreak="0">
     <w:nsid w:val="420D3563"/>
     <w:multiLevelType w:val="hybridMultilevel"/>
     <w:tmpl w:val="7A9AD9FA"/>
@@ -2323,7 +4895,156 @@
       </w:pPr>
     </w:lvl>
   </w:abstractNum>
-  <w:abstractNum w:abstractNumId="8" w15:restartNumberingAfterBreak="0">
+  <w:abstractNum w:abstractNumId="11" w15:restartNumberingAfterBreak="0">
+    <w:nsid w:val="43F43239"/>
+    <w:multiLevelType w:val="multilevel"/>
+    <w:tmpl w:val="E18651F6"/>
+    <w:lvl w:ilvl="0">
+      <w:start w:val="1"/>
+      <w:numFmt w:val="bullet"/>
+      <w:lvlText w:val=""/>
+      <w:lvlJc w:val="left"/>
+      <w:pPr>
+        <w:tabs>
+          <w:tab w:val="num" w:pos="720"/>
+        </w:tabs>
+        <w:ind w:left="720" w:hanging="360"/>
+      </w:pPr>
+      <w:rPr>
+        <w:rFonts w:ascii="Symbol" w:hAnsi="Symbol" w:hint="default"/>
+        <w:sz w:val="20"/>
+      </w:rPr>
+    </w:lvl>
+    <w:lvl w:ilvl="1" w:tentative="1">
+      <w:start w:val="1"/>
+      <w:numFmt w:val="bullet"/>
+      <w:lvlText w:val=""/>
+      <w:lvlJc w:val="left"/>
+      <w:pPr>
+        <w:tabs>
+          <w:tab w:val="num" w:pos="1440"/>
+        </w:tabs>
+        <w:ind w:left="1440" w:hanging="360"/>
+      </w:pPr>
+      <w:rPr>
+        <w:rFonts w:ascii="Symbol" w:hAnsi="Symbol" w:hint="default"/>
+        <w:sz w:val="20"/>
+      </w:rPr>
+    </w:lvl>
+    <w:lvl w:ilvl="2" w:tentative="1">
+      <w:start w:val="1"/>
+      <w:numFmt w:val="bullet"/>
+      <w:lvlText w:val=""/>
+      <w:lvlJc w:val="left"/>
+      <w:pPr>
+        <w:tabs>
+          <w:tab w:val="num" w:pos="2160"/>
+        </w:tabs>
+        <w:ind w:left="2160" w:hanging="360"/>
+      </w:pPr>
+      <w:rPr>
+        <w:rFonts w:ascii="Symbol" w:hAnsi="Symbol" w:hint="default"/>
+        <w:sz w:val="20"/>
+      </w:rPr>
+    </w:lvl>
+    <w:lvl w:ilvl="3" w:tentative="1">
+      <w:start w:val="1"/>
+      <w:numFmt w:val="bullet"/>
+      <w:lvlText w:val=""/>
+      <w:lvlJc w:val="left"/>
+      <w:pPr>
+        <w:tabs>
+          <w:tab w:val="num" w:pos="2880"/>
+        </w:tabs>
+        <w:ind w:left="2880" w:hanging="360"/>
+      </w:pPr>
+      <w:rPr>
+        <w:rFonts w:ascii="Symbol" w:hAnsi="Symbol" w:hint="default"/>
+        <w:sz w:val="20"/>
+      </w:rPr>
+    </w:lvl>
+    <w:lvl w:ilvl="4" w:tentative="1">
+      <w:start w:val="1"/>
+      <w:numFmt w:val="bullet"/>
+      <w:lvlText w:val=""/>
+      <w:lvlJc w:val="left"/>
+      <w:pPr>
+        <w:tabs>
+          <w:tab w:val="num" w:pos="3600"/>
+        </w:tabs>
+        <w:ind w:left="3600" w:hanging="360"/>
+      </w:pPr>
+      <w:rPr>
+        <w:rFonts w:ascii="Symbol" w:hAnsi="Symbol" w:hint="default"/>
+        <w:sz w:val="20"/>
+      </w:rPr>
+    </w:lvl>
+    <w:lvl w:ilvl="5" w:tentative="1">
+      <w:start w:val="1"/>
+      <w:numFmt w:val="bullet"/>
+      <w:lvlText w:val=""/>
+      <w:lvlJc w:val="left"/>
+      <w:pPr>
+        <w:tabs>
+          <w:tab w:val="num" w:pos="4320"/>
+        </w:tabs>
+        <w:ind w:left="4320" w:hanging="360"/>
+      </w:pPr>
+      <w:rPr>
+        <w:rFonts w:ascii="Symbol" w:hAnsi="Symbol" w:hint="default"/>
+        <w:sz w:val="20"/>
+      </w:rPr>
+    </w:lvl>
+    <w:lvl w:ilvl="6" w:tentative="1">
+      <w:start w:val="1"/>
+      <w:numFmt w:val="bullet"/>
+      <w:lvlText w:val=""/>
+      <w:lvlJc w:val="left"/>
+      <w:pPr>
+        <w:tabs>
+          <w:tab w:val="num" w:pos="5040"/>
+        </w:tabs>
+        <w:ind w:left="5040" w:hanging="360"/>
+      </w:pPr>
+      <w:rPr>
+        <w:rFonts w:ascii="Symbol" w:hAnsi="Symbol" w:hint="default"/>
+        <w:sz w:val="20"/>
+      </w:rPr>
+    </w:lvl>
+    <w:lvl w:ilvl="7" w:tentative="1">
+      <w:start w:val="1"/>
+      <w:numFmt w:val="bullet"/>
+      <w:lvlText w:val=""/>
+      <w:lvlJc w:val="left"/>
+      <w:pPr>
+        <w:tabs>
+          <w:tab w:val="num" w:pos="5760"/>
+        </w:tabs>
+        <w:ind w:left="5760" w:hanging="360"/>
+      </w:pPr>
+      <w:rPr>
+        <w:rFonts w:ascii="Symbol" w:hAnsi="Symbol" w:hint="default"/>
+        <w:sz w:val="20"/>
+      </w:rPr>
+    </w:lvl>
+    <w:lvl w:ilvl="8" w:tentative="1">
+      <w:start w:val="1"/>
+      <w:numFmt w:val="bullet"/>
+      <w:lvlText w:val=""/>
+      <w:lvlJc w:val="left"/>
+      <w:pPr>
+        <w:tabs>
+          <w:tab w:val="num" w:pos="6480"/>
+        </w:tabs>
+        <w:ind w:left="6480" w:hanging="360"/>
+      </w:pPr>
+      <w:rPr>
+        <w:rFonts w:ascii="Symbol" w:hAnsi="Symbol" w:hint="default"/>
+        <w:sz w:val="20"/>
+      </w:rPr>
+    </w:lvl>
+  </w:abstractNum>
+  <w:abstractNum w:abstractNumId="12" w15:restartNumberingAfterBreak="0">
     <w:nsid w:val="442B6008"/>
     <w:multiLevelType w:val="multilevel"/>
     <w:tmpl w:val="7B060078"/>
@@ -2444,7 +5165,7 @@
       </w:rPr>
     </w:lvl>
   </w:abstractNum>
-  <w:abstractNum w:abstractNumId="9" w15:restartNumberingAfterBreak="0">
+  <w:abstractNum w:abstractNumId="13" w15:restartNumberingAfterBreak="0">
     <w:nsid w:val="4B0246CE"/>
     <w:multiLevelType w:val="multilevel"/>
     <w:tmpl w:val="7B060078"/>
@@ -2565,7 +5286,7 @@
       </w:rPr>
     </w:lvl>
   </w:abstractNum>
-  <w:abstractNum w:abstractNumId="10" w15:restartNumberingAfterBreak="0">
+  <w:abstractNum w:abstractNumId="14" w15:restartNumberingAfterBreak="0">
     <w:nsid w:val="536179BC"/>
     <w:multiLevelType w:val="hybridMultilevel"/>
     <w:tmpl w:val="D2940FD2"/>
@@ -2654,7 +5375,7 @@
       </w:pPr>
     </w:lvl>
   </w:abstractNum>
-  <w:abstractNum w:abstractNumId="11" w15:restartNumberingAfterBreak="0">
+  <w:abstractNum w:abstractNumId="15" w15:restartNumberingAfterBreak="0">
     <w:nsid w:val="53D018E9"/>
     <w:multiLevelType w:val="multilevel"/>
     <w:tmpl w:val="C082F168"/>
@@ -2740,7 +5461,7 @@
       </w:pPr>
     </w:lvl>
   </w:abstractNum>
-  <w:abstractNum w:abstractNumId="12" w15:restartNumberingAfterBreak="0">
+  <w:abstractNum w:abstractNumId="16" w15:restartNumberingAfterBreak="0">
     <w:nsid w:val="68997961"/>
     <w:multiLevelType w:val="multilevel"/>
     <w:tmpl w:val="A2EA5AD4"/>
@@ -2826,7 +5547,7 @@
       </w:pPr>
     </w:lvl>
   </w:abstractNum>
-  <w:abstractNum w:abstractNumId="13" w15:restartNumberingAfterBreak="0">
+  <w:abstractNum w:abstractNumId="17" w15:restartNumberingAfterBreak="0">
     <w:nsid w:val="6A2E2E53"/>
     <w:multiLevelType w:val="multilevel"/>
     <w:tmpl w:val="9990B534"/>
@@ -2912,7 +5633,273 @@
       </w:pPr>
     </w:lvl>
   </w:abstractNum>
-  <w:abstractNum w:abstractNumId="14" w15:restartNumberingAfterBreak="0">
+  <w:abstractNum w:abstractNumId="18" w15:restartNumberingAfterBreak="0">
+    <w:nsid w:val="78AA5908"/>
+    <w:multiLevelType w:val="multilevel"/>
+    <w:tmpl w:val="8360722A"/>
+    <w:lvl w:ilvl="0">
+      <w:start w:val="1"/>
+      <w:numFmt w:val="decimal"/>
+      <w:lvlText w:val="%1."/>
+      <w:lvlJc w:val="left"/>
+      <w:pPr>
+        <w:tabs>
+          <w:tab w:val="num" w:pos="720"/>
+        </w:tabs>
+        <w:ind w:left="720" w:hanging="360"/>
+      </w:pPr>
+    </w:lvl>
+    <w:lvl w:ilvl="1">
+      <w:start w:val="1"/>
+      <w:numFmt w:val="bullet"/>
+      <w:lvlText w:val=""/>
+      <w:lvlJc w:val="left"/>
+      <w:pPr>
+        <w:tabs>
+          <w:tab w:val="num" w:pos="1440"/>
+        </w:tabs>
+        <w:ind w:left="1440" w:hanging="360"/>
+      </w:pPr>
+      <w:rPr>
+        <w:rFonts w:ascii="Symbol" w:hAnsi="Symbol" w:hint="default"/>
+        <w:sz w:val="20"/>
+      </w:rPr>
+    </w:lvl>
+    <w:lvl w:ilvl="2" w:tentative="1">
+      <w:start w:val="1"/>
+      <w:numFmt w:val="decimal"/>
+      <w:lvlText w:val="%3."/>
+      <w:lvlJc w:val="left"/>
+      <w:pPr>
+        <w:tabs>
+          <w:tab w:val="num" w:pos="2160"/>
+        </w:tabs>
+        <w:ind w:left="2160" w:hanging="360"/>
+      </w:pPr>
+    </w:lvl>
+    <w:lvl w:ilvl="3" w:tentative="1">
+      <w:start w:val="1"/>
+      <w:numFmt w:val="decimal"/>
+      <w:lvlText w:val="%4."/>
+      <w:lvlJc w:val="left"/>
+      <w:pPr>
+        <w:tabs>
+          <w:tab w:val="num" w:pos="2880"/>
+        </w:tabs>
+        <w:ind w:left="2880" w:hanging="360"/>
+      </w:pPr>
+    </w:lvl>
+    <w:lvl w:ilvl="4" w:tentative="1">
+      <w:start w:val="1"/>
+      <w:numFmt w:val="decimal"/>
+      <w:lvlText w:val="%5."/>
+      <w:lvlJc w:val="left"/>
+      <w:pPr>
+        <w:tabs>
+          <w:tab w:val="num" w:pos="3600"/>
+        </w:tabs>
+        <w:ind w:left="3600" w:hanging="360"/>
+      </w:pPr>
+    </w:lvl>
+    <w:lvl w:ilvl="5" w:tentative="1">
+      <w:start w:val="1"/>
+      <w:numFmt w:val="decimal"/>
+      <w:lvlText w:val="%6."/>
+      <w:lvlJc w:val="left"/>
+      <w:pPr>
+        <w:tabs>
+          <w:tab w:val="num" w:pos="4320"/>
+        </w:tabs>
+        <w:ind w:left="4320" w:hanging="360"/>
+      </w:pPr>
+    </w:lvl>
+    <w:lvl w:ilvl="6" w:tentative="1">
+      <w:start w:val="1"/>
+      <w:numFmt w:val="decimal"/>
+      <w:lvlText w:val="%7."/>
+      <w:lvlJc w:val="left"/>
+      <w:pPr>
+        <w:tabs>
+          <w:tab w:val="num" w:pos="5040"/>
+        </w:tabs>
+        <w:ind w:left="5040" w:hanging="360"/>
+      </w:pPr>
+    </w:lvl>
+    <w:lvl w:ilvl="7" w:tentative="1">
+      <w:start w:val="1"/>
+      <w:numFmt w:val="decimal"/>
+      <w:lvlText w:val="%8."/>
+      <w:lvlJc w:val="left"/>
+      <w:pPr>
+        <w:tabs>
+          <w:tab w:val="num" w:pos="5760"/>
+        </w:tabs>
+        <w:ind w:left="5760" w:hanging="360"/>
+      </w:pPr>
+    </w:lvl>
+    <w:lvl w:ilvl="8" w:tentative="1">
+      <w:start w:val="1"/>
+      <w:numFmt w:val="decimal"/>
+      <w:lvlText w:val="%9."/>
+      <w:lvlJc w:val="left"/>
+      <w:pPr>
+        <w:tabs>
+          <w:tab w:val="num" w:pos="6480"/>
+        </w:tabs>
+        <w:ind w:left="6480" w:hanging="360"/>
+      </w:pPr>
+    </w:lvl>
+  </w:abstractNum>
+  <w:abstractNum w:abstractNumId="19" w15:restartNumberingAfterBreak="0">
+    <w:nsid w:val="7EC51709"/>
+    <w:multiLevelType w:val="multilevel"/>
+    <w:tmpl w:val="DDCA1952"/>
+    <w:lvl w:ilvl="0">
+      <w:start w:val="1"/>
+      <w:numFmt w:val="bullet"/>
+      <w:lvlText w:val=""/>
+      <w:lvlJc w:val="left"/>
+      <w:pPr>
+        <w:tabs>
+          <w:tab w:val="num" w:pos="720"/>
+        </w:tabs>
+        <w:ind w:left="720" w:hanging="360"/>
+      </w:pPr>
+      <w:rPr>
+        <w:rFonts w:ascii="Symbol" w:hAnsi="Symbol" w:hint="default"/>
+        <w:sz w:val="20"/>
+      </w:rPr>
+    </w:lvl>
+    <w:lvl w:ilvl="1" w:tentative="1">
+      <w:start w:val="1"/>
+      <w:numFmt w:val="bullet"/>
+      <w:lvlText w:val=""/>
+      <w:lvlJc w:val="left"/>
+      <w:pPr>
+        <w:tabs>
+          <w:tab w:val="num" w:pos="1440"/>
+        </w:tabs>
+        <w:ind w:left="1440" w:hanging="360"/>
+      </w:pPr>
+      <w:rPr>
+        <w:rFonts w:ascii="Symbol" w:hAnsi="Symbol" w:hint="default"/>
+        <w:sz w:val="20"/>
+      </w:rPr>
+    </w:lvl>
+    <w:lvl w:ilvl="2" w:tentative="1">
+      <w:start w:val="1"/>
+      <w:numFmt w:val="bullet"/>
+      <w:lvlText w:val=""/>
+      <w:lvlJc w:val="left"/>
+      <w:pPr>
+        <w:tabs>
+          <w:tab w:val="num" w:pos="2160"/>
+        </w:tabs>
+        <w:ind w:left="2160" w:hanging="360"/>
+      </w:pPr>
+      <w:rPr>
+        <w:rFonts w:ascii="Symbol" w:hAnsi="Symbol" w:hint="default"/>
+        <w:sz w:val="20"/>
+      </w:rPr>
+    </w:lvl>
+    <w:lvl w:ilvl="3" w:tentative="1">
+      <w:start w:val="1"/>
+      <w:numFmt w:val="bullet"/>
+      <w:lvlText w:val=""/>
+      <w:lvlJc w:val="left"/>
+      <w:pPr>
+        <w:tabs>
+          <w:tab w:val="num" w:pos="2880"/>
+        </w:tabs>
+        <w:ind w:left="2880" w:hanging="360"/>
+      </w:pPr>
+      <w:rPr>
+        <w:rFonts w:ascii="Symbol" w:hAnsi="Symbol" w:hint="default"/>
+        <w:sz w:val="20"/>
+      </w:rPr>
+    </w:lvl>
+    <w:lvl w:ilvl="4" w:tentative="1">
+      <w:start w:val="1"/>
+      <w:numFmt w:val="bullet"/>
+      <w:lvlText w:val=""/>
+      <w:lvlJc w:val="left"/>
+      <w:pPr>
+        <w:tabs>
+          <w:tab w:val="num" w:pos="3600"/>
+        </w:tabs>
+        <w:ind w:left="3600" w:hanging="360"/>
+      </w:pPr>
+      <w:rPr>
+        <w:rFonts w:ascii="Symbol" w:hAnsi="Symbol" w:hint="default"/>
+        <w:sz w:val="20"/>
+      </w:rPr>
+    </w:lvl>
+    <w:lvl w:ilvl="5" w:tentative="1">
+      <w:start w:val="1"/>
+      <w:numFmt w:val="bullet"/>
+      <w:lvlText w:val=""/>
+      <w:lvlJc w:val="left"/>
+      <w:pPr>
+        <w:tabs>
+          <w:tab w:val="num" w:pos="4320"/>
+        </w:tabs>
+        <w:ind w:left="4320" w:hanging="360"/>
+      </w:pPr>
+      <w:rPr>
+        <w:rFonts w:ascii="Symbol" w:hAnsi="Symbol" w:hint="default"/>
+        <w:sz w:val="20"/>
+      </w:rPr>
+    </w:lvl>
+    <w:lvl w:ilvl="6" w:tentative="1">
+      <w:start w:val="1"/>
+      <w:numFmt w:val="bullet"/>
+      <w:lvlText w:val=""/>
+      <w:lvlJc w:val="left"/>
+      <w:pPr>
+        <w:tabs>
+          <w:tab w:val="num" w:pos="5040"/>
+        </w:tabs>
+        <w:ind w:left="5040" w:hanging="360"/>
+      </w:pPr>
+      <w:rPr>
+        <w:rFonts w:ascii="Symbol" w:hAnsi="Symbol" w:hint="default"/>
+        <w:sz w:val="20"/>
+      </w:rPr>
+    </w:lvl>
+    <w:lvl w:ilvl="7" w:tentative="1">
+      <w:start w:val="1"/>
+      <w:numFmt w:val="bullet"/>
+      <w:lvlText w:val=""/>
+      <w:lvlJc w:val="left"/>
+      <w:pPr>
+        <w:tabs>
+          <w:tab w:val="num" w:pos="5760"/>
+        </w:tabs>
+        <w:ind w:left="5760" w:hanging="360"/>
+      </w:pPr>
+      <w:rPr>
+        <w:rFonts w:ascii="Symbol" w:hAnsi="Symbol" w:hint="default"/>
+        <w:sz w:val="20"/>
+      </w:rPr>
+    </w:lvl>
+    <w:lvl w:ilvl="8" w:tentative="1">
+      <w:start w:val="1"/>
+      <w:numFmt w:val="bullet"/>
+      <w:lvlText w:val=""/>
+      <w:lvlJc w:val="left"/>
+      <w:pPr>
+        <w:tabs>
+          <w:tab w:val="num" w:pos="6480"/>
+        </w:tabs>
+        <w:ind w:left="6480" w:hanging="360"/>
+      </w:pPr>
+      <w:rPr>
+        <w:rFonts w:ascii="Symbol" w:hAnsi="Symbol" w:hint="default"/>
+        <w:sz w:val="20"/>
+      </w:rPr>
+    </w:lvl>
+  </w:abstractNum>
+  <w:abstractNum w:abstractNumId="20" w15:restartNumberingAfterBreak="0">
     <w:nsid w:val="7F54117C"/>
     <w:multiLevelType w:val="hybridMultilevel"/>
     <w:tmpl w:val="21E833D2"/>
@@ -3002,7 +5989,7 @@
     </w:lvl>
   </w:abstractNum>
   <w:num w:numId="1" w16cid:durableId="1044669842">
-    <w:abstractNumId w:val="12"/>
+    <w:abstractNumId w:val="16"/>
   </w:num>
   <w:num w:numId="2" w16cid:durableId="751859171">
     <w:abstractNumId w:val="2"/>
@@ -3011,13 +5998,13 @@
     <w:abstractNumId w:val="5"/>
   </w:num>
   <w:num w:numId="4" w16cid:durableId="1537884721">
-    <w:abstractNumId w:val="13"/>
+    <w:abstractNumId w:val="17"/>
   </w:num>
   <w:num w:numId="5" w16cid:durableId="543714735">
-    <w:abstractNumId w:val="11"/>
+    <w:abstractNumId w:val="15"/>
   </w:num>
   <w:num w:numId="6" w16cid:durableId="962272814">
-    <w:abstractNumId w:val="6"/>
+    <w:abstractNumId w:val="8"/>
   </w:num>
   <w:num w:numId="7" w16cid:durableId="550650192">
     <w:abstractNumId w:val="3"/>
@@ -3032,25 +6019,43 @@
     <w:abstractNumId w:val="0"/>
   </w:num>
   <w:num w:numId="11" w16cid:durableId="1654986480">
-    <w:abstractNumId w:val="7"/>
+    <w:abstractNumId w:val="10"/>
   </w:num>
   <w:num w:numId="12" w16cid:durableId="404184929">
     <w:abstractNumId w:val="4"/>
   </w:num>
   <w:num w:numId="13" w16cid:durableId="486744397">
-    <w:abstractNumId w:val="9"/>
+    <w:abstractNumId w:val="13"/>
   </w:num>
   <w:num w:numId="14" w16cid:durableId="1084451739">
-    <w:abstractNumId w:val="10"/>
+    <w:abstractNumId w:val="14"/>
   </w:num>
   <w:num w:numId="15" w16cid:durableId="1414859458">
-    <w:abstractNumId w:val="8"/>
+    <w:abstractNumId w:val="12"/>
   </w:num>
   <w:num w:numId="16" w16cid:durableId="1595362445">
     <w:abstractNumId w:val="1"/>
   </w:num>
   <w:num w:numId="17" w16cid:durableId="98330891">
-    <w:abstractNumId w:val="14"/>
+    <w:abstractNumId w:val="20"/>
+  </w:num>
+  <w:num w:numId="18" w16cid:durableId="151607216">
+    <w:abstractNumId w:val="6"/>
+  </w:num>
+  <w:num w:numId="19" w16cid:durableId="1821582300">
+    <w:abstractNumId w:val="7"/>
+  </w:num>
+  <w:num w:numId="20" w16cid:durableId="611134232">
+    <w:abstractNumId w:val="18"/>
+  </w:num>
+  <w:num w:numId="21" w16cid:durableId="1882325273">
+    <w:abstractNumId w:val="19"/>
+  </w:num>
+  <w:num w:numId="22" w16cid:durableId="608198286">
+    <w:abstractNumId w:val="9"/>
+  </w:num>
+  <w:num w:numId="23" w16cid:durableId="1325205009">
+    <w:abstractNumId w:val="11"/>
   </w:num>
 </w:numbering>
 </file>

--- a/documentacion/VentaInversionPlazoFijo.docx
+++ b/documentacion/VentaInversionPlazoFijo.docx
@@ -3669,16 +3669,278 @@
     </w:p>
     <w:p>
       <w:r>
-        <w:t xml:space="preserve">La tabla de amortización asociada a la parte remanente inicia a </w:t>
-      </w:r>
-      <w:r>
-        <w:t>partir de la primera cuota de la inversión original</w:t>
-      </w:r>
-      <w:r>
-        <w:t xml:space="preserve"> y finaliza a la fecha de vencimiento de la inversión, es decir en la fecha de la última cuota de la inversión original. </w:t>
-      </w:r>
-      <w:r>
-        <w:t>Los estados de las cuotas serán iguales a los de la tabla de amortización original.</w:t>
+        <w:t>La tabla de amortización asociada a la parte remanente inicia a partir de la primera cuota de la inversión original y finaliza a la fecha de vencimiento de la inversión, es decir en la fecha de la última cuota de la inversión original. Los estados de las cuotas serán iguales a los de la tabla de amortización original.</w:t>
+      </w:r>
+    </w:p>
+    <w:p>
+      <w:r>
+        <w:t>= ===================</w:t>
+      </w:r>
+    </w:p>
+    <w:p/>
+    <w:p>
+      <w:r>
+        <w:t>He revisado la lógica de amortización para ventas parciales y considero que debemos realizar un ajuste para mejorar la trazabilidad histórica.</w:t>
+      </w:r>
+    </w:p>
+    <w:p>
+      <w:r>
+        <w:t>Actualmente se están reutilizando parcialmente las amortizaciones originales para la inversión remanente. Prefiero un enfoque diferente.</w:t>
+      </w:r>
+    </w:p>
+    <w:p>
+      <w:r>
+        <w:t>Nueva regla de negocio:</w:t>
+      </w:r>
+    </w:p>
+    <w:p>
+      <w:pPr>
+        <w:numPr>
+          <w:ilvl w:val="0"/>
+          <w:numId w:val="24"/>
+        </w:numPr>
+      </w:pPr>
+      <w:r>
+        <w:t>Todas las cuotas de la tabla de amortización original deben mantenerse en la base de datos.</w:t>
+      </w:r>
+    </w:p>
+    <w:p>
+      <w:pPr>
+        <w:numPr>
+          <w:ilvl w:val="0"/>
+          <w:numId w:val="24"/>
+        </w:numPr>
+      </w:pPr>
+      <w:r>
+        <w:t>Todas las cuotas de la amortización original deben actualizar su campo:</w:t>
+      </w:r>
+    </w:p>
+    <w:p>
+      <w:proofErr w:type="spellStart"/>
+      <w:r>
+        <w:t>id_estado_amortizacion</w:t>
+      </w:r>
+      <w:proofErr w:type="spellEnd"/>
+      <w:r>
+        <w:t xml:space="preserve"> = 137</w:t>
+      </w:r>
+    </w:p>
+    <w:p>
+      <w:r>
+        <w:t>donde 137 corresponde a:</w:t>
+      </w:r>
+    </w:p>
+    <w:p>
+      <w:r>
+        <w:t>"Anulada por venta parcial"</w:t>
+      </w:r>
+    </w:p>
+    <w:p>
+      <w:pPr>
+        <w:numPr>
+          <w:ilvl w:val="0"/>
+          <w:numId w:val="24"/>
+        </w:numPr>
+      </w:pPr>
+      <w:r>
+        <w:t>Se deben generar dos nuevas tablas de amortización prorrateadas:</w:t>
+      </w:r>
+    </w:p>
+    <w:p>
+      <w:pPr>
+        <w:numPr>
+          <w:ilvl w:val="1"/>
+          <w:numId w:val="24"/>
+        </w:numPr>
+      </w:pPr>
+      <w:r>
+        <w:t>Amortización de la Parte Vendida</w:t>
+      </w:r>
+    </w:p>
+    <w:p>
+      <w:pPr>
+        <w:numPr>
+          <w:ilvl w:val="1"/>
+          <w:numId w:val="24"/>
+        </w:numPr>
+      </w:pPr>
+      <w:r>
+        <w:t>Amortización de la Parte Remanente</w:t>
+      </w:r>
+    </w:p>
+    <w:p>
+      <w:pPr>
+        <w:numPr>
+          <w:ilvl w:val="0"/>
+          <w:numId w:val="24"/>
+        </w:numPr>
+      </w:pPr>
+      <w:r>
+        <w:t>Amortización de la Parte Vendida</w:t>
+      </w:r>
+    </w:p>
+    <w:p>
+      <w:pPr>
+        <w:numPr>
+          <w:ilvl w:val="1"/>
+          <w:numId w:val="24"/>
+        </w:numPr>
+      </w:pPr>
+      <w:r>
+        <w:t>Inicia desde la primera cuota de la inversión original.</w:t>
+      </w:r>
+    </w:p>
+    <w:p>
+      <w:pPr>
+        <w:numPr>
+          <w:ilvl w:val="1"/>
+          <w:numId w:val="24"/>
+        </w:numPr>
+      </w:pPr>
+      <w:r>
+        <w:t xml:space="preserve">Finaliza en la última cuota cuya </w:t>
+      </w:r>
+      <w:proofErr w:type="spellStart"/>
+      <w:r>
+        <w:t>fecha_pago</w:t>
+      </w:r>
+      <w:proofErr w:type="spellEnd"/>
+      <w:r>
+        <w:t xml:space="preserve"> sea menor o igual a la </w:t>
+      </w:r>
+      <w:proofErr w:type="spellStart"/>
+      <w:r>
+        <w:t>fecha_venta</w:t>
+      </w:r>
+      <w:proofErr w:type="spellEnd"/>
+      <w:r>
+        <w:t>.</w:t>
+      </w:r>
+    </w:p>
+    <w:p>
+      <w:pPr>
+        <w:numPr>
+          <w:ilvl w:val="1"/>
+          <w:numId w:val="24"/>
+        </w:numPr>
+      </w:pPr>
+      <w:r>
+        <w:t>Los valores financieros deben prorratearse según el porcentaje vendido.</w:t>
+      </w:r>
+    </w:p>
+    <w:p>
+      <w:pPr>
+        <w:numPr>
+          <w:ilvl w:val="1"/>
+          <w:numId w:val="24"/>
+        </w:numPr>
+      </w:pPr>
+      <w:r>
+        <w:t>Los estados de las cuotas deben copiarse desde las cuotas originales correspondientes.</w:t>
+      </w:r>
+    </w:p>
+    <w:p>
+      <w:pPr>
+        <w:numPr>
+          <w:ilvl w:val="0"/>
+          <w:numId w:val="24"/>
+        </w:numPr>
+      </w:pPr>
+      <w:r>
+        <w:t>Amortización de la Parte Remanente</w:t>
+      </w:r>
+    </w:p>
+    <w:p>
+      <w:pPr>
+        <w:numPr>
+          <w:ilvl w:val="1"/>
+          <w:numId w:val="24"/>
+        </w:numPr>
+      </w:pPr>
+      <w:r>
+        <w:t>Inicia desde la primera cuota de la inversión original.</w:t>
+      </w:r>
+    </w:p>
+    <w:p>
+      <w:pPr>
+        <w:numPr>
+          <w:ilvl w:val="1"/>
+          <w:numId w:val="24"/>
+        </w:numPr>
+      </w:pPr>
+      <w:r>
+        <w:t>Finaliza en la misma fecha de vencimiento de la inversión original.</w:t>
+      </w:r>
+    </w:p>
+    <w:p>
+      <w:pPr>
+        <w:numPr>
+          <w:ilvl w:val="1"/>
+          <w:numId w:val="24"/>
+        </w:numPr>
+      </w:pPr>
+      <w:r>
+        <w:t>Los valores financieros deben prorratearse según el porcentaje remanente.</w:t>
+      </w:r>
+    </w:p>
+    <w:p>
+      <w:pPr>
+        <w:numPr>
+          <w:ilvl w:val="1"/>
+          <w:numId w:val="24"/>
+        </w:numPr>
+      </w:pPr>
+      <w:r>
+        <w:lastRenderedPageBreak/>
+        <w:t>Los estados de las cuotas deben copiarse desde las cuotas originales correspondientes.</w:t>
+      </w:r>
+    </w:p>
+    <w:p>
+      <w:pPr>
+        <w:numPr>
+          <w:ilvl w:val="0"/>
+          <w:numId w:val="24"/>
+        </w:numPr>
+      </w:pPr>
+      <w:r>
+        <w:t>La suma de:</w:t>
+      </w:r>
+    </w:p>
+    <w:p>
+      <w:pPr>
+        <w:numPr>
+          <w:ilvl w:val="1"/>
+          <w:numId w:val="24"/>
+        </w:numPr>
+      </w:pPr>
+      <w:r>
+        <w:t>Amortización Parte Vendida</w:t>
+      </w:r>
+    </w:p>
+    <w:p>
+      <w:pPr>
+        <w:numPr>
+          <w:ilvl w:val="1"/>
+          <w:numId w:val="24"/>
+        </w:numPr>
+      </w:pPr>
+      <w:r>
+        <w:t>Amortización Parte Remanente</w:t>
+      </w:r>
+    </w:p>
+    <w:p>
+      <w:r>
+        <w:t>debe coincidir exactamente con la amortización original antes de la venta.</w:t>
+      </w:r>
+    </w:p>
+    <w:p>
+      <w:r>
+        <w:t>Objetivo:</w:t>
+      </w:r>
+    </w:p>
+    <w:p>
+      <w:r>
+        <w:t>Mantener trazabilidad completa de la inversión original y permitir reconstruir posteriormente el proceso completo de venta parcial sin perder información histórica.</w:t>
       </w:r>
     </w:p>
     <w:p/>
@@ -4545,6 +4807,123 @@
     </w:lvl>
   </w:abstractNum>
   <w:abstractNum w:abstractNumId="8" w15:restartNumberingAfterBreak="0">
+    <w:nsid w:val="360F0945"/>
+    <w:multiLevelType w:val="multilevel"/>
+    <w:tmpl w:val="97C26ED2"/>
+    <w:lvl w:ilvl="0">
+      <w:start w:val="1"/>
+      <w:numFmt w:val="decimal"/>
+      <w:lvlText w:val="%1."/>
+      <w:lvlJc w:val="left"/>
+      <w:pPr>
+        <w:tabs>
+          <w:tab w:val="num" w:pos="720"/>
+        </w:tabs>
+        <w:ind w:left="720" w:hanging="360"/>
+      </w:pPr>
+    </w:lvl>
+    <w:lvl w:ilvl="1">
+      <w:start w:val="1"/>
+      <w:numFmt w:val="bullet"/>
+      <w:lvlText w:val="o"/>
+      <w:lvlJc w:val="left"/>
+      <w:pPr>
+        <w:tabs>
+          <w:tab w:val="num" w:pos="1440"/>
+        </w:tabs>
+        <w:ind w:left="1440" w:hanging="360"/>
+      </w:pPr>
+      <w:rPr>
+        <w:rFonts w:ascii="Courier New" w:hAnsi="Courier New" w:hint="default"/>
+        <w:sz w:val="20"/>
+      </w:rPr>
+    </w:lvl>
+    <w:lvl w:ilvl="2" w:tentative="1">
+      <w:start w:val="1"/>
+      <w:numFmt w:val="decimal"/>
+      <w:lvlText w:val="%3."/>
+      <w:lvlJc w:val="left"/>
+      <w:pPr>
+        <w:tabs>
+          <w:tab w:val="num" w:pos="2160"/>
+        </w:tabs>
+        <w:ind w:left="2160" w:hanging="360"/>
+      </w:pPr>
+    </w:lvl>
+    <w:lvl w:ilvl="3" w:tentative="1">
+      <w:start w:val="1"/>
+      <w:numFmt w:val="decimal"/>
+      <w:lvlText w:val="%4."/>
+      <w:lvlJc w:val="left"/>
+      <w:pPr>
+        <w:tabs>
+          <w:tab w:val="num" w:pos="2880"/>
+        </w:tabs>
+        <w:ind w:left="2880" w:hanging="360"/>
+      </w:pPr>
+    </w:lvl>
+    <w:lvl w:ilvl="4" w:tentative="1">
+      <w:start w:val="1"/>
+      <w:numFmt w:val="decimal"/>
+      <w:lvlText w:val="%5."/>
+      <w:lvlJc w:val="left"/>
+      <w:pPr>
+        <w:tabs>
+          <w:tab w:val="num" w:pos="3600"/>
+        </w:tabs>
+        <w:ind w:left="3600" w:hanging="360"/>
+      </w:pPr>
+    </w:lvl>
+    <w:lvl w:ilvl="5" w:tentative="1">
+      <w:start w:val="1"/>
+      <w:numFmt w:val="decimal"/>
+      <w:lvlText w:val="%6."/>
+      <w:lvlJc w:val="left"/>
+      <w:pPr>
+        <w:tabs>
+          <w:tab w:val="num" w:pos="4320"/>
+        </w:tabs>
+        <w:ind w:left="4320" w:hanging="360"/>
+      </w:pPr>
+    </w:lvl>
+    <w:lvl w:ilvl="6" w:tentative="1">
+      <w:start w:val="1"/>
+      <w:numFmt w:val="decimal"/>
+      <w:lvlText w:val="%7."/>
+      <w:lvlJc w:val="left"/>
+      <w:pPr>
+        <w:tabs>
+          <w:tab w:val="num" w:pos="5040"/>
+        </w:tabs>
+        <w:ind w:left="5040" w:hanging="360"/>
+      </w:pPr>
+    </w:lvl>
+    <w:lvl w:ilvl="7" w:tentative="1">
+      <w:start w:val="1"/>
+      <w:numFmt w:val="decimal"/>
+      <w:lvlText w:val="%8."/>
+      <w:lvlJc w:val="left"/>
+      <w:pPr>
+        <w:tabs>
+          <w:tab w:val="num" w:pos="5760"/>
+        </w:tabs>
+        <w:ind w:left="5760" w:hanging="360"/>
+      </w:pPr>
+    </w:lvl>
+    <w:lvl w:ilvl="8" w:tentative="1">
+      <w:start w:val="1"/>
+      <w:numFmt w:val="decimal"/>
+      <w:lvlText w:val="%9."/>
+      <w:lvlJc w:val="left"/>
+      <w:pPr>
+        <w:tabs>
+          <w:tab w:val="num" w:pos="6480"/>
+        </w:tabs>
+        <w:ind w:left="6480" w:hanging="360"/>
+      </w:pPr>
+    </w:lvl>
+  </w:abstractNum>
+  <w:abstractNum w:abstractNumId="9" w15:restartNumberingAfterBreak="0">
     <w:nsid w:val="3944229B"/>
     <w:multiLevelType w:val="multilevel"/>
     <w:tmpl w:val="B16CF786"/>
@@ -4657,7 +5036,7 @@
       </w:pPr>
     </w:lvl>
   </w:abstractNum>
-  <w:abstractNum w:abstractNumId="9" w15:restartNumberingAfterBreak="0">
+  <w:abstractNum w:abstractNumId="10" w15:restartNumberingAfterBreak="0">
     <w:nsid w:val="3A325204"/>
     <w:multiLevelType w:val="multilevel"/>
     <w:tmpl w:val="580E67A2"/>
@@ -4806,7 +5185,7 @@
       </w:rPr>
     </w:lvl>
   </w:abstractNum>
-  <w:abstractNum w:abstractNumId="10" w15:restartNumberingAfterBreak="0">
+  <w:abstractNum w:abstractNumId="11" w15:restartNumberingAfterBreak="0">
     <w:nsid w:val="420D3563"/>
     <w:multiLevelType w:val="hybridMultilevel"/>
     <w:tmpl w:val="7A9AD9FA"/>
@@ -4895,7 +5274,7 @@
       </w:pPr>
     </w:lvl>
   </w:abstractNum>
-  <w:abstractNum w:abstractNumId="11" w15:restartNumberingAfterBreak="0">
+  <w:abstractNum w:abstractNumId="12" w15:restartNumberingAfterBreak="0">
     <w:nsid w:val="43F43239"/>
     <w:multiLevelType w:val="multilevel"/>
     <w:tmpl w:val="E18651F6"/>
@@ -5044,7 +5423,7 @@
       </w:rPr>
     </w:lvl>
   </w:abstractNum>
-  <w:abstractNum w:abstractNumId="12" w15:restartNumberingAfterBreak="0">
+  <w:abstractNum w:abstractNumId="13" w15:restartNumberingAfterBreak="0">
     <w:nsid w:val="442B6008"/>
     <w:multiLevelType w:val="multilevel"/>
     <w:tmpl w:val="7B060078"/>
@@ -5165,7 +5544,7 @@
       </w:rPr>
     </w:lvl>
   </w:abstractNum>
-  <w:abstractNum w:abstractNumId="13" w15:restartNumberingAfterBreak="0">
+  <w:abstractNum w:abstractNumId="14" w15:restartNumberingAfterBreak="0">
     <w:nsid w:val="4B0246CE"/>
     <w:multiLevelType w:val="multilevel"/>
     <w:tmpl w:val="7B060078"/>
@@ -5286,7 +5665,7 @@
       </w:rPr>
     </w:lvl>
   </w:abstractNum>
-  <w:abstractNum w:abstractNumId="14" w15:restartNumberingAfterBreak="0">
+  <w:abstractNum w:abstractNumId="15" w15:restartNumberingAfterBreak="0">
     <w:nsid w:val="536179BC"/>
     <w:multiLevelType w:val="hybridMultilevel"/>
     <w:tmpl w:val="D2940FD2"/>
@@ -5375,7 +5754,7 @@
       </w:pPr>
     </w:lvl>
   </w:abstractNum>
-  <w:abstractNum w:abstractNumId="15" w15:restartNumberingAfterBreak="0">
+  <w:abstractNum w:abstractNumId="16" w15:restartNumberingAfterBreak="0">
     <w:nsid w:val="53D018E9"/>
     <w:multiLevelType w:val="multilevel"/>
     <w:tmpl w:val="C082F168"/>
@@ -5461,7 +5840,7 @@
       </w:pPr>
     </w:lvl>
   </w:abstractNum>
-  <w:abstractNum w:abstractNumId="16" w15:restartNumberingAfterBreak="0">
+  <w:abstractNum w:abstractNumId="17" w15:restartNumberingAfterBreak="0">
     <w:nsid w:val="68997961"/>
     <w:multiLevelType w:val="multilevel"/>
     <w:tmpl w:val="A2EA5AD4"/>
@@ -5547,7 +5926,7 @@
       </w:pPr>
     </w:lvl>
   </w:abstractNum>
-  <w:abstractNum w:abstractNumId="17" w15:restartNumberingAfterBreak="0">
+  <w:abstractNum w:abstractNumId="18" w15:restartNumberingAfterBreak="0">
     <w:nsid w:val="6A2E2E53"/>
     <w:multiLevelType w:val="multilevel"/>
     <w:tmpl w:val="9990B534"/>
@@ -5633,7 +6012,7 @@
       </w:pPr>
     </w:lvl>
   </w:abstractNum>
-  <w:abstractNum w:abstractNumId="18" w15:restartNumberingAfterBreak="0">
+  <w:abstractNum w:abstractNumId="19" w15:restartNumberingAfterBreak="0">
     <w:nsid w:val="78AA5908"/>
     <w:multiLevelType w:val="multilevel"/>
     <w:tmpl w:val="8360722A"/>
@@ -5750,7 +6129,7 @@
       </w:pPr>
     </w:lvl>
   </w:abstractNum>
-  <w:abstractNum w:abstractNumId="19" w15:restartNumberingAfterBreak="0">
+  <w:abstractNum w:abstractNumId="20" w15:restartNumberingAfterBreak="0">
     <w:nsid w:val="7EC51709"/>
     <w:multiLevelType w:val="multilevel"/>
     <w:tmpl w:val="DDCA1952"/>
@@ -5899,7 +6278,7 @@
       </w:rPr>
     </w:lvl>
   </w:abstractNum>
-  <w:abstractNum w:abstractNumId="20" w15:restartNumberingAfterBreak="0">
+  <w:abstractNum w:abstractNumId="21" w15:restartNumberingAfterBreak="0">
     <w:nsid w:val="7F54117C"/>
     <w:multiLevelType w:val="hybridMultilevel"/>
     <w:tmpl w:val="21E833D2"/>
@@ -5989,7 +6368,7 @@
     </w:lvl>
   </w:abstractNum>
   <w:num w:numId="1" w16cid:durableId="1044669842">
-    <w:abstractNumId w:val="16"/>
+    <w:abstractNumId w:val="17"/>
   </w:num>
   <w:num w:numId="2" w16cid:durableId="751859171">
     <w:abstractNumId w:val="2"/>
@@ -5998,13 +6377,13 @@
     <w:abstractNumId w:val="5"/>
   </w:num>
   <w:num w:numId="4" w16cid:durableId="1537884721">
-    <w:abstractNumId w:val="17"/>
+    <w:abstractNumId w:val="18"/>
   </w:num>
   <w:num w:numId="5" w16cid:durableId="543714735">
-    <w:abstractNumId w:val="15"/>
+    <w:abstractNumId w:val="16"/>
   </w:num>
   <w:num w:numId="6" w16cid:durableId="962272814">
-    <w:abstractNumId w:val="8"/>
+    <w:abstractNumId w:val="9"/>
   </w:num>
   <w:num w:numId="7" w16cid:durableId="550650192">
     <w:abstractNumId w:val="3"/>
@@ -6019,25 +6398,25 @@
     <w:abstractNumId w:val="0"/>
   </w:num>
   <w:num w:numId="11" w16cid:durableId="1654986480">
-    <w:abstractNumId w:val="10"/>
+    <w:abstractNumId w:val="11"/>
   </w:num>
   <w:num w:numId="12" w16cid:durableId="404184929">
     <w:abstractNumId w:val="4"/>
   </w:num>
   <w:num w:numId="13" w16cid:durableId="486744397">
-    <w:abstractNumId w:val="13"/>
+    <w:abstractNumId w:val="14"/>
   </w:num>
   <w:num w:numId="14" w16cid:durableId="1084451739">
-    <w:abstractNumId w:val="14"/>
+    <w:abstractNumId w:val="15"/>
   </w:num>
   <w:num w:numId="15" w16cid:durableId="1414859458">
-    <w:abstractNumId w:val="12"/>
+    <w:abstractNumId w:val="13"/>
   </w:num>
   <w:num w:numId="16" w16cid:durableId="1595362445">
     <w:abstractNumId w:val="1"/>
   </w:num>
   <w:num w:numId="17" w16cid:durableId="98330891">
-    <w:abstractNumId w:val="20"/>
+    <w:abstractNumId w:val="21"/>
   </w:num>
   <w:num w:numId="18" w16cid:durableId="151607216">
     <w:abstractNumId w:val="6"/>
@@ -6046,16 +6425,19 @@
     <w:abstractNumId w:val="7"/>
   </w:num>
   <w:num w:numId="20" w16cid:durableId="611134232">
-    <w:abstractNumId w:val="18"/>
+    <w:abstractNumId w:val="19"/>
   </w:num>
   <w:num w:numId="21" w16cid:durableId="1882325273">
-    <w:abstractNumId w:val="19"/>
+    <w:abstractNumId w:val="20"/>
   </w:num>
   <w:num w:numId="22" w16cid:durableId="608198286">
-    <w:abstractNumId w:val="9"/>
+    <w:abstractNumId w:val="10"/>
   </w:num>
   <w:num w:numId="23" w16cid:durableId="1325205009">
-    <w:abstractNumId w:val="11"/>
+    <w:abstractNumId w:val="12"/>
+  </w:num>
+  <w:num w:numId="24" w16cid:durableId="1945309371">
+    <w:abstractNumId w:val="8"/>
   </w:num>
 </w:numbering>
 </file>
